--- a/JavaDocs_Ch5.docx
+++ b/JavaDocs_Ch5.docx
@@ -1,6 +1,6 @@
 
 <file path=word/document.xml><?xml version="1.0" encoding="utf-8"?>
-<w:document xmlns:wpc="http://schemas.microsoft.com/office/word/2010/wordprocessingCanvas" xmlns:cx="http://schemas.microsoft.com/office/drawing/2014/chartex" xmlns:cx1="http://schemas.microsoft.com/office/drawing/2015/9/8/chartex" xmlns:cx2="http://schemas.microsoft.com/office/drawing/2015/10/21/chartex" xmlns:cx3="http://schemas.microsoft.com/office/drawing/2016/5/9/chartex" xmlns:cx4="http://schemas.microsoft.com/office/drawing/2016/5/10/chartex" xmlns:cx5="http://schemas.microsoft.com/office/drawing/2016/5/11/chartex" xmlns:cx6="http://schemas.microsoft.com/office/drawing/2016/5/12/chartex" xmlns:cx7="http://schemas.microsoft.com/office/drawing/2016/5/13/chartex" xmlns:cx8="http://schemas.microsoft.com/office/drawing/2016/5/14/chartex" xmlns:mc="http://schemas.openxmlformats.org/markup-compatibility/2006" xmlns:aink="http://schemas.microsoft.com/office/drawing/2016/ink" xmlns:am3d="http://schemas.microsoft.com/office/drawing/2017/model3d" xmlns:o="urn:schemas-microsoft-com:office:office" xmlns:r="http://schemas.openxmlformats.org/officeDocument/2006/relationships" xmlns:m="http://schemas.openxmlformats.org/officeDocument/2006/math" xmlns:v="urn:schemas-microsoft-com:vml" xmlns:wp14="http://schemas.microsoft.com/office/word/2010/wordprocessingDrawing" xmlns:wp="http://schemas.openxmlformats.org/drawingml/2006/wordprocessingDrawing" xmlns:w10="urn:schemas-microsoft-com:office:word" xmlns:w="http://schemas.openxmlformats.org/wordprocessingml/2006/main" xmlns:w14="http://schemas.microsoft.com/office/word/2010/wordml" xmlns:w15="http://schemas.microsoft.com/office/word/2012/wordml" xmlns:w16cex="http://schemas.microsoft.com/office/word/2018/wordml/cex" xmlns:w16cid="http://schemas.microsoft.com/office/word/2016/wordml/cid" xmlns:w16="http://schemas.microsoft.com/office/word/2018/wordml" xmlns:w16sdtdh="http://schemas.microsoft.com/office/word/2020/wordml/sdtdatahash" xmlns:w16se="http://schemas.microsoft.com/office/word/2015/wordml/symex" xmlns:wpg="http://schemas.microsoft.com/office/word/2010/wordprocessingGroup" xmlns:wpi="http://schemas.microsoft.com/office/word/2010/wordprocessingInk" xmlns:wne="http://schemas.microsoft.com/office/word/2006/wordml" xmlns:wps="http://schemas.microsoft.com/office/word/2010/wordprocessingShape" mc:Ignorable="w14 w15 w16se w16cid w16 w16cex w16sdtdh wp14">
+<w:document xmlns:wpc="http://schemas.microsoft.com/office/word/2010/wordprocessingCanvas" xmlns:cx="http://schemas.microsoft.com/office/drawing/2014/chartex" xmlns:cx1="http://schemas.microsoft.com/office/drawing/2015/9/8/chartex" xmlns:cx2="http://schemas.microsoft.com/office/drawing/2015/10/21/chartex" xmlns:cx3="http://schemas.microsoft.com/office/drawing/2016/5/9/chartex" xmlns:cx4="http://schemas.microsoft.com/office/drawing/2016/5/10/chartex" xmlns:cx5="http://schemas.microsoft.com/office/drawing/2016/5/11/chartex" xmlns:cx6="http://schemas.microsoft.com/office/drawing/2016/5/12/chartex" xmlns:cx7="http://schemas.microsoft.com/office/drawing/2016/5/13/chartex" xmlns:cx8="http://schemas.microsoft.com/office/drawing/2016/5/14/chartex" xmlns:mc="http://schemas.openxmlformats.org/markup-compatibility/2006" xmlns:aink="http://schemas.microsoft.com/office/drawing/2016/ink" xmlns:am3d="http://schemas.microsoft.com/office/drawing/2017/model3d" xmlns:o="urn:schemas-microsoft-com:office:office" xmlns:oel="http://schemas.microsoft.com/office/2019/extlst" xmlns:r="http://schemas.openxmlformats.org/officeDocument/2006/relationships" xmlns:m="http://schemas.openxmlformats.org/officeDocument/2006/math" xmlns:v="urn:schemas-microsoft-com:vml" xmlns:wp14="http://schemas.microsoft.com/office/word/2010/wordprocessingDrawing" xmlns:wp="http://schemas.openxmlformats.org/drawingml/2006/wordprocessingDrawing" xmlns:w10="urn:schemas-microsoft-com:office:word" xmlns:w="http://schemas.openxmlformats.org/wordprocessingml/2006/main" xmlns:w14="http://schemas.microsoft.com/office/word/2010/wordml" xmlns:w15="http://schemas.microsoft.com/office/word/2012/wordml" xmlns:w16cex="http://schemas.microsoft.com/office/word/2018/wordml/cex" xmlns:w16cid="http://schemas.microsoft.com/office/word/2016/wordml/cid" xmlns:w16="http://schemas.microsoft.com/office/word/2018/wordml" xmlns:w16sdtdh="http://schemas.microsoft.com/office/word/2020/wordml/sdtdatahash" xmlns:w16se="http://schemas.microsoft.com/office/word/2015/wordml/symex" xmlns:wpg="http://schemas.microsoft.com/office/word/2010/wordprocessingGroup" xmlns:wpi="http://schemas.microsoft.com/office/word/2010/wordprocessingInk" xmlns:wne="http://schemas.microsoft.com/office/word/2006/wordml" xmlns:wps="http://schemas.microsoft.com/office/word/2010/wordprocessingShape" mc:Ignorable="w14 w15 w16se w16cid w16 w16cex w16sdtdh wp14">
   <w:body>
     <w:p>
       <w:pPr>
@@ -992,6 +992,8 @@
       <w:r>
         <w:rPr>
           <w:rFonts w:ascii="Segoe UI" w:hAnsi="Segoe UI" w:cs="Segoe UI"/>
+          <w:b/>
+          <w:bCs/>
           <w:color w:val="000000"/>
           <w:sz w:val="24"/>
           <w:szCs w:val="24"/>
@@ -1002,6 +1004,8 @@
       <w:r>
         <w:rPr>
           <w:rFonts w:ascii="Segoe UI" w:hAnsi="Segoe UI" w:cs="Segoe UI"/>
+          <w:b/>
+          <w:bCs/>
           <w:color w:val="000000"/>
           <w:sz w:val="24"/>
           <w:szCs w:val="24"/>
@@ -1426,6 +1430,7 @@
           <w:ilvl w:val="0"/>
           <w:numId w:val="1"/>
         </w:numPr>
+        <w:spacing w:after="0"/>
         <w:rPr>
           <w:rFonts w:ascii="Segoe UI" w:hAnsi="Segoe UI" w:cs="Segoe UI"/>
           <w:sz w:val="24"/>
@@ -3291,6 +3296,196 @@
     </w:p>
     <w:p>
       <w:pPr>
+        <w:pStyle w:val="HTMLPreformatted"/>
+        <w:numPr>
+          <w:ilvl w:val="0"/>
+          <w:numId w:val="1"/>
+        </w:numPr>
+        <w:spacing w:before="20" w:after="20" w:line="360" w:lineRule="atLeast"/>
+        <w:rPr>
+          <w:rFonts w:ascii="Segoe UI" w:hAnsi="Segoe UI" w:cs="Segoe UI"/>
+          <w:color w:val="000000"/>
+          <w:sz w:val="24"/>
+          <w:szCs w:val="24"/>
+        </w:rPr>
+      </w:pPr>
+      <w:r>
+        <w:rPr>
+          <w:rFonts w:ascii="Segoe UI" w:hAnsi="Segoe UI" w:cs="Segoe UI"/>
+          <w:color w:val="000000"/>
+          <w:sz w:val="24"/>
+          <w:szCs w:val="24"/>
+        </w:rPr>
+        <w:t>Actually, converting the type of an object by a cast is not usually a good idea. In our example, you do not need to cast an Employee object to a </w:t>
+      </w:r>
+      <w:proofErr w:type="gramStart"/>
+      <w:r>
+        <w:rPr>
+          <w:rFonts w:ascii="Segoe UI" w:hAnsi="Segoe UI" w:cs="Segoe UI"/>
+          <w:color w:val="000000"/>
+          <w:sz w:val="24"/>
+          <w:szCs w:val="24"/>
+        </w:rPr>
+        <w:t>Manager</w:t>
+      </w:r>
+      <w:proofErr w:type="gramEnd"/>
+      <w:r>
+        <w:rPr>
+          <w:rFonts w:ascii="Segoe UI" w:hAnsi="Segoe UI" w:cs="Segoe UI"/>
+          <w:color w:val="000000"/>
+          <w:sz w:val="24"/>
+          <w:szCs w:val="24"/>
+        </w:rPr>
+        <w:t> object for most purposes. The </w:t>
+      </w:r>
+      <w:proofErr w:type="spellStart"/>
+      <w:r>
+        <w:rPr>
+          <w:rFonts w:ascii="Segoe UI" w:hAnsi="Segoe UI" w:cs="Segoe UI"/>
+          <w:color w:val="000000"/>
+          <w:sz w:val="24"/>
+          <w:szCs w:val="24"/>
+        </w:rPr>
+        <w:t>getSalary</w:t>
+      </w:r>
+      <w:proofErr w:type="spellEnd"/>
+      <w:r>
+        <w:rPr>
+          <w:rFonts w:ascii="Segoe UI" w:hAnsi="Segoe UI" w:cs="Segoe UI"/>
+          <w:color w:val="000000"/>
+          <w:sz w:val="24"/>
+          <w:szCs w:val="24"/>
+        </w:rPr>
+        <w:t> method will work correctly on both objects of both classes. The dynamic binding that makes polymorphism work locates the correct method automatically.</w:t>
+      </w:r>
+    </w:p>
+    <w:p>
+      <w:pPr>
+        <w:pStyle w:val="HTMLPreformatted"/>
+        <w:numPr>
+          <w:ilvl w:val="0"/>
+          <w:numId w:val="1"/>
+        </w:numPr>
+        <w:spacing w:before="20" w:after="20" w:line="360" w:lineRule="atLeast"/>
+        <w:rPr>
+          <w:rFonts w:ascii="Segoe UI" w:hAnsi="Segoe UI" w:cs="Segoe UI"/>
+          <w:color w:val="000000"/>
+          <w:sz w:val="24"/>
+          <w:szCs w:val="24"/>
+        </w:rPr>
+      </w:pPr>
+      <w:r>
+        <w:rPr>
+          <w:rFonts w:ascii="Segoe UI" w:hAnsi="Segoe UI" w:cs="Segoe UI"/>
+          <w:color w:val="000000"/>
+          <w:sz w:val="24"/>
+          <w:szCs w:val="24"/>
+        </w:rPr>
+        <w:t>The only reason to make the cast is to use a method that is unique to managers, such as </w:t>
+      </w:r>
+      <w:proofErr w:type="spellStart"/>
+      <w:r>
+        <w:rPr>
+          <w:rFonts w:ascii="Segoe UI" w:hAnsi="Segoe UI" w:cs="Segoe UI"/>
+          <w:color w:val="000000"/>
+          <w:sz w:val="24"/>
+          <w:szCs w:val="24"/>
+        </w:rPr>
+        <w:t>setBonus</w:t>
+      </w:r>
+      <w:proofErr w:type="spellEnd"/>
+      <w:r>
+        <w:rPr>
+          <w:rFonts w:ascii="Segoe UI" w:hAnsi="Segoe UI" w:cs="Segoe UI"/>
+          <w:color w:val="000000"/>
+          <w:sz w:val="24"/>
+          <w:szCs w:val="24"/>
+        </w:rPr>
+        <w:t>. If for some reason you find yourself wanting to call </w:t>
+      </w:r>
+      <w:proofErr w:type="spellStart"/>
+      <w:r>
+        <w:rPr>
+          <w:rFonts w:ascii="Segoe UI" w:hAnsi="Segoe UI" w:cs="Segoe UI"/>
+          <w:color w:val="000000"/>
+          <w:sz w:val="24"/>
+          <w:szCs w:val="24"/>
+        </w:rPr>
+        <w:t>setBonus</w:t>
+      </w:r>
+      <w:proofErr w:type="spellEnd"/>
+      <w:r>
+        <w:rPr>
+          <w:rFonts w:ascii="Segoe UI" w:hAnsi="Segoe UI" w:cs="Segoe UI"/>
+          <w:color w:val="000000"/>
+          <w:sz w:val="24"/>
+          <w:szCs w:val="24"/>
+        </w:rPr>
+        <w:t> on Employee objects, ask yourself whether this is an indication of a design flaw in the superclass. It may make sense to redesign the superclass and add a </w:t>
+      </w:r>
+      <w:proofErr w:type="spellStart"/>
+      <w:r>
+        <w:rPr>
+          <w:rFonts w:ascii="Segoe UI" w:hAnsi="Segoe UI" w:cs="Segoe UI"/>
+          <w:color w:val="000000"/>
+          <w:sz w:val="24"/>
+          <w:szCs w:val="24"/>
+        </w:rPr>
+        <w:t>setBonus</w:t>
+      </w:r>
+      <w:proofErr w:type="spellEnd"/>
+      <w:r>
+        <w:rPr>
+          <w:rFonts w:ascii="Segoe UI" w:hAnsi="Segoe UI" w:cs="Segoe UI"/>
+          <w:color w:val="000000"/>
+          <w:sz w:val="24"/>
+          <w:szCs w:val="24"/>
+        </w:rPr>
+        <w:t> method. Remember, it takes only one uncaught </w:t>
+      </w:r>
+      <w:proofErr w:type="spellStart"/>
+      <w:r>
+        <w:rPr>
+          <w:rFonts w:ascii="Segoe UI" w:hAnsi="Segoe UI" w:cs="Segoe UI"/>
+          <w:color w:val="000000"/>
+          <w:sz w:val="24"/>
+          <w:szCs w:val="24"/>
+        </w:rPr>
+        <w:t>ClassCastException</w:t>
+      </w:r>
+      <w:proofErr w:type="spellEnd"/>
+      <w:r>
+        <w:rPr>
+          <w:rFonts w:ascii="Segoe UI" w:hAnsi="Segoe UI" w:cs="Segoe UI"/>
+          <w:color w:val="000000"/>
+          <w:sz w:val="24"/>
+          <w:szCs w:val="24"/>
+        </w:rPr>
+        <w:t> to terminate your program. In general, it is best to minimize the use of casts and the </w:t>
+      </w:r>
+      <w:proofErr w:type="spellStart"/>
+      <w:r>
+        <w:rPr>
+          <w:rFonts w:ascii="Segoe UI" w:hAnsi="Segoe UI" w:cs="Segoe UI"/>
+          <w:color w:val="000000"/>
+          <w:sz w:val="24"/>
+          <w:szCs w:val="24"/>
+        </w:rPr>
+        <w:t>instanceof</w:t>
+      </w:r>
+      <w:proofErr w:type="spellEnd"/>
+      <w:r>
+        <w:rPr>
+          <w:rFonts w:ascii="Segoe UI" w:hAnsi="Segoe UI" w:cs="Segoe UI"/>
+          <w:color w:val="000000"/>
+          <w:sz w:val="24"/>
+          <w:szCs w:val="24"/>
+        </w:rPr>
+        <w:t> operator.</w:t>
+      </w:r>
+    </w:p>
+    <w:p>
+      <w:pPr>
         <w:pStyle w:val="NormalWeb"/>
         <w:numPr>
           <w:ilvl w:val="0"/>
@@ -3744,28 +3939,72 @@
           <w:sz w:val="24"/>
           <w:szCs w:val="24"/>
         </w:rPr>
+        <w:lastRenderedPageBreak/>
         <w:t>5.1.10</w:t>
       </w:r>
     </w:p>
     <w:p>
       <w:pPr>
         <w:pStyle w:val="HTMLPreformatted"/>
-        <w:spacing w:before="20" w:after="20" w:line="360" w:lineRule="atLeast"/>
-        <w:rPr>
-          <w:rFonts w:ascii="Segoe UI" w:hAnsi="Segoe UI" w:cs="Segoe UI"/>
-          <w:color w:val="000000"/>
-          <w:sz w:val="24"/>
-          <w:szCs w:val="24"/>
-        </w:rPr>
-      </w:pPr>
-      <w:r>
-        <w:rPr>
-          <w:rFonts w:ascii="Segoe UI" w:hAnsi="Segoe UI" w:cs="Segoe UI"/>
-          <w:color w:val="000000"/>
-          <w:sz w:val="24"/>
-          <w:szCs w:val="24"/>
-        </w:rPr>
-        <w:t>Variable of type object</w:t>
+        <w:numPr>
+          <w:ilvl w:val="0"/>
+          <w:numId w:val="1"/>
+        </w:numPr>
+        <w:spacing w:before="20" w:after="20" w:line="360" w:lineRule="atLeast"/>
+        <w:rPr>
+          <w:rFonts w:ascii="Segoe UI" w:hAnsi="Segoe UI" w:cs="Segoe UI"/>
+          <w:color w:val="000000"/>
+          <w:sz w:val="24"/>
+          <w:szCs w:val="24"/>
+        </w:rPr>
+      </w:pPr>
+      <w:r>
+        <w:rPr>
+          <w:rFonts w:ascii="Segoe UI" w:hAnsi="Segoe UI" w:cs="Segoe UI"/>
+          <w:color w:val="000000"/>
+          <w:sz w:val="24"/>
+          <w:szCs w:val="24"/>
+        </w:rPr>
+        <w:t>In practice, use protected fields with caution. Suppose your class is used by other programmers and you designed it with protected fields. Unknown to you, other programmers may inherit classes from your class and start accessing your protected fields. In this case, you can no longer change the implementation of your class without upsetting those programmers. That is against the spirit of OOP, which encourages data encapsulation.</w:t>
+      </w:r>
+    </w:p>
+    <w:p>
+      <w:pPr>
+        <w:pStyle w:val="HTMLPreformatted"/>
+        <w:spacing w:before="20" w:after="20" w:line="360" w:lineRule="atLeast"/>
+        <w:rPr>
+          <w:rFonts w:ascii="Segoe UI" w:hAnsi="Segoe UI" w:cs="Segoe UI"/>
+          <w:color w:val="000000"/>
+          <w:sz w:val="24"/>
+          <w:szCs w:val="24"/>
+        </w:rPr>
+      </w:pPr>
+      <w:r>
+        <w:rPr>
+          <w:rFonts w:ascii="Segoe UI" w:hAnsi="Segoe UI" w:cs="Segoe UI"/>
+          <w:color w:val="000000"/>
+          <w:sz w:val="24"/>
+          <w:szCs w:val="24"/>
+        </w:rPr>
+        <w:t>Variable</w:t>
+      </w:r>
+      <w:r>
+        <w:rPr>
+          <w:rFonts w:ascii="Segoe UI" w:hAnsi="Segoe UI" w:cs="Segoe UI"/>
+          <w:color w:val="000000"/>
+          <w:sz w:val="24"/>
+          <w:szCs w:val="24"/>
+        </w:rPr>
+        <w:t>s</w:t>
+      </w:r>
+      <w:r>
+        <w:rPr>
+          <w:rFonts w:ascii="Segoe UI" w:hAnsi="Segoe UI" w:cs="Segoe UI"/>
+          <w:color w:val="000000"/>
+          <w:sz w:val="24"/>
+          <w:szCs w:val="24"/>
+        </w:rPr>
+        <w:t xml:space="preserve"> of type object</w:t>
       </w:r>
     </w:p>
     <w:p>
@@ -3904,104 +4143,64 @@
     <w:p>
       <w:pPr>
         <w:pStyle w:val="HTMLPreformatted"/>
-        <w:spacing w:before="20" w:after="20" w:line="360" w:lineRule="atLeast"/>
-        <w:rPr>
-          <w:rFonts w:ascii="Segoe UI" w:hAnsi="Segoe UI" w:cs="Segoe UI"/>
-          <w:color w:val="000000"/>
-          <w:sz w:val="24"/>
-          <w:szCs w:val="24"/>
-        </w:rPr>
-      </w:pPr>
-      <w:r>
-        <w:rPr>
-          <w:rFonts w:ascii="Segoe UI" w:hAnsi="Segoe UI" w:cs="Segoe UI"/>
-          <w:color w:val="000000"/>
-          <w:sz w:val="24"/>
-          <w:szCs w:val="24"/>
-        </w:rPr>
-        <w:t>Equality Testing and Inheritance</w:t>
-      </w:r>
-    </w:p>
-    <w:p>
-      <w:pPr>
-        <w:pStyle w:val="HTMLPreformatted"/>
-        <w:spacing w:before="20" w:after="20" w:line="360" w:lineRule="atLeast"/>
-        <w:rPr>
-          <w:rFonts w:ascii="Segoe UI" w:hAnsi="Segoe UI" w:cs="Segoe UI"/>
-          <w:color w:val="000000"/>
-          <w:sz w:val="24"/>
-          <w:szCs w:val="24"/>
-        </w:rPr>
-      </w:pPr>
-      <w:r>
-        <w:rPr>
-          <w:rFonts w:ascii="Segoe UI" w:hAnsi="Segoe UI" w:cs="Segoe UI"/>
-          <w:color w:val="000000"/>
-          <w:sz w:val="24"/>
-          <w:szCs w:val="24"/>
-        </w:rPr>
-        <w:t xml:space="preserve">The </w:t>
-      </w:r>
-      <w:proofErr w:type="spellStart"/>
-      <w:r>
-        <w:rPr>
-          <w:rFonts w:ascii="Segoe UI" w:hAnsi="Segoe UI" w:cs="Segoe UI"/>
-          <w:color w:val="000000"/>
-          <w:sz w:val="24"/>
-          <w:szCs w:val="24"/>
-        </w:rPr>
-        <w:t>hashCode</w:t>
-      </w:r>
-      <w:proofErr w:type="spellEnd"/>
-      <w:r>
-        <w:rPr>
-          <w:rFonts w:ascii="Segoe UI" w:hAnsi="Segoe UI" w:cs="Segoe UI"/>
-          <w:color w:val="000000"/>
-          <w:sz w:val="24"/>
-          <w:szCs w:val="24"/>
-        </w:rPr>
-        <w:t xml:space="preserve"> Method</w:t>
-      </w:r>
-    </w:p>
-    <w:p>
-      <w:pPr>
-        <w:pStyle w:val="HTMLPreformatted"/>
-        <w:spacing w:before="20" w:after="20" w:line="360" w:lineRule="atLeast"/>
-        <w:rPr>
-          <w:rFonts w:ascii="Segoe UI" w:hAnsi="Segoe UI" w:cs="Segoe UI"/>
-          <w:color w:val="000000"/>
-          <w:sz w:val="24"/>
-          <w:szCs w:val="24"/>
-        </w:rPr>
-      </w:pPr>
-      <w:r>
-        <w:rPr>
-          <w:rFonts w:ascii="Segoe UI" w:hAnsi="Segoe UI" w:cs="Segoe UI"/>
-          <w:color w:val="000000"/>
-          <w:sz w:val="24"/>
-          <w:szCs w:val="24"/>
-        </w:rPr>
-        <w:t xml:space="preserve">The </w:t>
-      </w:r>
-      <w:proofErr w:type="spellStart"/>
-      <w:r>
-        <w:rPr>
-          <w:rFonts w:ascii="Segoe UI" w:hAnsi="Segoe UI" w:cs="Segoe UI"/>
-          <w:color w:val="000000"/>
-          <w:sz w:val="24"/>
-          <w:szCs w:val="24"/>
-        </w:rPr>
-        <w:t>toString</w:t>
-      </w:r>
-      <w:proofErr w:type="spellEnd"/>
-      <w:r>
-        <w:rPr>
-          <w:rFonts w:ascii="Segoe UI" w:hAnsi="Segoe UI" w:cs="Segoe UI"/>
-          <w:color w:val="000000"/>
-          <w:sz w:val="24"/>
-          <w:szCs w:val="24"/>
-        </w:rPr>
-        <w:t xml:space="preserve"> Method</w:t>
+        <w:numPr>
+          <w:ilvl w:val="0"/>
+          <w:numId w:val="1"/>
+        </w:numPr>
+        <w:spacing w:before="20" w:after="20" w:line="360" w:lineRule="atLeast"/>
+        <w:rPr>
+          <w:rFonts w:ascii="Segoe UI" w:hAnsi="Segoe UI" w:cs="Segoe UI"/>
+          <w:color w:val="000000"/>
+          <w:sz w:val="24"/>
+          <w:szCs w:val="24"/>
+        </w:rPr>
+      </w:pPr>
+      <w:r>
+        <w:rPr>
+          <w:rFonts w:ascii="Segoe UI" w:hAnsi="Segoe UI" w:cs="Segoe UI"/>
+          <w:color w:val="000000"/>
+          <w:sz w:val="24"/>
+          <w:szCs w:val="24"/>
+        </w:rPr>
+        <w:t>The </w:t>
+      </w:r>
+      <w:r>
+        <w:rPr>
+          <w:rStyle w:val="HTMLCode"/>
+          <w:rFonts w:ascii="Segoe UI" w:hAnsi="Segoe UI" w:cs="Segoe UI"/>
+          <w:color w:val="000000"/>
+          <w:sz w:val="24"/>
+          <w:szCs w:val="24"/>
+        </w:rPr>
+        <w:t>equals</w:t>
+      </w:r>
+      <w:r>
+        <w:rPr>
+          <w:rFonts w:ascii="Segoe UI" w:hAnsi="Segoe UI" w:cs="Segoe UI"/>
+          <w:color w:val="000000"/>
+          <w:sz w:val="24"/>
+          <w:szCs w:val="24"/>
+        </w:rPr>
+        <w:t> method in the </w:t>
+      </w:r>
+      <w:r>
+        <w:rPr>
+          <w:rStyle w:val="HTMLCode"/>
+          <w:rFonts w:ascii="Segoe UI" w:hAnsi="Segoe UI" w:cs="Segoe UI"/>
+          <w:color w:val="000000"/>
+          <w:sz w:val="24"/>
+          <w:szCs w:val="24"/>
+        </w:rPr>
+        <w:t>Object</w:t>
+      </w:r>
+      <w:r>
+        <w:rPr>
+          <w:rFonts w:ascii="Segoe UI" w:hAnsi="Segoe UI" w:cs="Segoe UI"/>
+          <w:color w:val="000000"/>
+          <w:sz w:val="24"/>
+          <w:szCs w:val="24"/>
+        </w:rPr>
+        <w:t> class tests whether one object is considered equal to another.</w:t>
       </w:r>
     </w:p>
     <w:p>
@@ -4026,6 +4225,1738 @@
           <w:sz w:val="24"/>
           <w:szCs w:val="24"/>
         </w:rPr>
+        <w:t>To guard against the possibility that </w:t>
+      </w:r>
+      <w:r>
+        <w:rPr>
+          <w:rStyle w:val="HTMLCode"/>
+          <w:rFonts w:ascii="Segoe UI" w:hAnsi="Segoe UI" w:cs="Segoe UI"/>
+          <w:color w:val="000000"/>
+          <w:sz w:val="24"/>
+          <w:szCs w:val="24"/>
+        </w:rPr>
+        <w:t>name</w:t>
+      </w:r>
+      <w:r>
+        <w:rPr>
+          <w:rFonts w:ascii="Segoe UI" w:hAnsi="Segoe UI" w:cs="Segoe UI"/>
+          <w:color w:val="000000"/>
+          <w:sz w:val="24"/>
+          <w:szCs w:val="24"/>
+        </w:rPr>
+        <w:t> or </w:t>
+      </w:r>
+      <w:proofErr w:type="spellStart"/>
+      <w:r>
+        <w:rPr>
+          <w:rStyle w:val="HTMLCode"/>
+          <w:rFonts w:ascii="Segoe UI" w:hAnsi="Segoe UI" w:cs="Segoe UI"/>
+          <w:color w:val="000000"/>
+          <w:sz w:val="24"/>
+          <w:szCs w:val="24"/>
+        </w:rPr>
+        <w:t>hireDay</w:t>
+      </w:r>
+      <w:proofErr w:type="spellEnd"/>
+      <w:r>
+        <w:rPr>
+          <w:rFonts w:ascii="Segoe UI" w:hAnsi="Segoe UI" w:cs="Segoe UI"/>
+          <w:color w:val="000000"/>
+          <w:sz w:val="24"/>
+          <w:szCs w:val="24"/>
+        </w:rPr>
+        <w:t> are </w:t>
+      </w:r>
+      <w:r>
+        <w:rPr>
+          <w:rStyle w:val="HTMLCode"/>
+          <w:rFonts w:ascii="Segoe UI" w:hAnsi="Segoe UI" w:cs="Segoe UI"/>
+          <w:color w:val="000000"/>
+          <w:sz w:val="24"/>
+          <w:szCs w:val="24"/>
+        </w:rPr>
+        <w:t>null</w:t>
+      </w:r>
+      <w:r>
+        <w:rPr>
+          <w:rFonts w:ascii="Segoe UI" w:hAnsi="Segoe UI" w:cs="Segoe UI"/>
+          <w:color w:val="000000"/>
+          <w:sz w:val="24"/>
+          <w:szCs w:val="24"/>
+        </w:rPr>
+        <w:t>, use the </w:t>
+      </w:r>
+      <w:proofErr w:type="spellStart"/>
+      <w:r>
+        <w:rPr>
+          <w:rStyle w:val="HTMLCode"/>
+          <w:rFonts w:ascii="Segoe UI" w:hAnsi="Segoe UI" w:cs="Segoe UI"/>
+          <w:color w:val="000000"/>
+          <w:sz w:val="24"/>
+          <w:szCs w:val="24"/>
+        </w:rPr>
+        <w:t>Objects.equals</w:t>
+      </w:r>
+      <w:proofErr w:type="spellEnd"/>
+      <w:r>
+        <w:rPr>
+          <w:rFonts w:ascii="Segoe UI" w:hAnsi="Segoe UI" w:cs="Segoe UI"/>
+          <w:color w:val="000000"/>
+          <w:sz w:val="24"/>
+          <w:szCs w:val="24"/>
+        </w:rPr>
+        <w:t> method. The call </w:t>
+      </w:r>
+      <w:proofErr w:type="spellStart"/>
+      <w:r>
+        <w:rPr>
+          <w:rStyle w:val="HTMLCode"/>
+          <w:rFonts w:ascii="Segoe UI" w:hAnsi="Segoe UI" w:cs="Segoe UI"/>
+          <w:color w:val="000000"/>
+          <w:sz w:val="24"/>
+          <w:szCs w:val="24"/>
+        </w:rPr>
+        <w:t>Objects.equals</w:t>
+      </w:r>
+      <w:proofErr w:type="spellEnd"/>
+      <w:r>
+        <w:rPr>
+          <w:rStyle w:val="HTMLCode"/>
+          <w:rFonts w:ascii="Segoe UI" w:hAnsi="Segoe UI" w:cs="Segoe UI"/>
+          <w:color w:val="000000"/>
+          <w:sz w:val="24"/>
+          <w:szCs w:val="24"/>
+        </w:rPr>
+        <w:t>(a, b)</w:t>
+      </w:r>
+      <w:r>
+        <w:rPr>
+          <w:rFonts w:ascii="Segoe UI" w:hAnsi="Segoe UI" w:cs="Segoe UI"/>
+          <w:color w:val="000000"/>
+          <w:sz w:val="24"/>
+          <w:szCs w:val="24"/>
+        </w:rPr>
+        <w:t> returns </w:t>
+      </w:r>
+      <w:r>
+        <w:rPr>
+          <w:rStyle w:val="HTMLCode"/>
+          <w:rFonts w:ascii="Segoe UI" w:hAnsi="Segoe UI" w:cs="Segoe UI"/>
+          <w:color w:val="000000"/>
+          <w:sz w:val="24"/>
+          <w:szCs w:val="24"/>
+        </w:rPr>
+        <w:t>true</w:t>
+      </w:r>
+      <w:r>
+        <w:rPr>
+          <w:rFonts w:ascii="Segoe UI" w:hAnsi="Segoe UI" w:cs="Segoe UI"/>
+          <w:color w:val="000000"/>
+          <w:sz w:val="24"/>
+          <w:szCs w:val="24"/>
+        </w:rPr>
+        <w:t> if both arguments are </w:t>
+      </w:r>
+      <w:r>
+        <w:rPr>
+          <w:rStyle w:val="HTMLCode"/>
+          <w:rFonts w:ascii="Segoe UI" w:hAnsi="Segoe UI" w:cs="Segoe UI"/>
+          <w:color w:val="000000"/>
+          <w:sz w:val="24"/>
+          <w:szCs w:val="24"/>
+        </w:rPr>
+        <w:t>null</w:t>
+      </w:r>
+      <w:r>
+        <w:rPr>
+          <w:rFonts w:ascii="Segoe UI" w:hAnsi="Segoe UI" w:cs="Segoe UI"/>
+          <w:color w:val="000000"/>
+          <w:sz w:val="24"/>
+          <w:szCs w:val="24"/>
+        </w:rPr>
+        <w:t>, </w:t>
+      </w:r>
+      <w:r>
+        <w:rPr>
+          <w:rStyle w:val="HTMLCode"/>
+          <w:rFonts w:ascii="Segoe UI" w:hAnsi="Segoe UI" w:cs="Segoe UI"/>
+          <w:color w:val="000000"/>
+          <w:sz w:val="24"/>
+          <w:szCs w:val="24"/>
+        </w:rPr>
+        <w:t>false</w:t>
+      </w:r>
+      <w:r>
+        <w:rPr>
+          <w:rFonts w:ascii="Segoe UI" w:hAnsi="Segoe UI" w:cs="Segoe UI"/>
+          <w:color w:val="000000"/>
+          <w:sz w:val="24"/>
+          <w:szCs w:val="24"/>
+        </w:rPr>
+        <w:t> if only one is </w:t>
+      </w:r>
+      <w:r>
+        <w:rPr>
+          <w:rStyle w:val="HTMLCode"/>
+          <w:rFonts w:ascii="Segoe UI" w:hAnsi="Segoe UI" w:cs="Segoe UI"/>
+          <w:color w:val="000000"/>
+          <w:sz w:val="24"/>
+          <w:szCs w:val="24"/>
+        </w:rPr>
+        <w:t>null</w:t>
+      </w:r>
+      <w:r>
+        <w:rPr>
+          <w:rFonts w:ascii="Segoe UI" w:hAnsi="Segoe UI" w:cs="Segoe UI"/>
+          <w:color w:val="000000"/>
+          <w:sz w:val="24"/>
+          <w:szCs w:val="24"/>
+        </w:rPr>
+        <w:t>, and calls </w:t>
+      </w:r>
+      <w:proofErr w:type="spellStart"/>
+      <w:proofErr w:type="gramStart"/>
+      <w:r>
+        <w:rPr>
+          <w:rStyle w:val="HTMLCode"/>
+          <w:rFonts w:ascii="Segoe UI" w:hAnsi="Segoe UI" w:cs="Segoe UI"/>
+          <w:color w:val="000000"/>
+          <w:sz w:val="24"/>
+          <w:szCs w:val="24"/>
+        </w:rPr>
+        <w:t>a.equals</w:t>
+      </w:r>
+      <w:proofErr w:type="spellEnd"/>
+      <w:proofErr w:type="gramEnd"/>
+      <w:r>
+        <w:rPr>
+          <w:rStyle w:val="HTMLCode"/>
+          <w:rFonts w:ascii="Segoe UI" w:hAnsi="Segoe UI" w:cs="Segoe UI"/>
+          <w:color w:val="000000"/>
+          <w:sz w:val="24"/>
+          <w:szCs w:val="24"/>
+        </w:rPr>
+        <w:t>(b)</w:t>
+      </w:r>
+      <w:r>
+        <w:rPr>
+          <w:rFonts w:ascii="Segoe UI" w:hAnsi="Segoe UI" w:cs="Segoe UI"/>
+          <w:color w:val="000000"/>
+          <w:sz w:val="24"/>
+          <w:szCs w:val="24"/>
+        </w:rPr>
+        <w:t> otherwise.</w:t>
+      </w:r>
+    </w:p>
+    <w:p>
+      <w:pPr>
+        <w:pStyle w:val="HTMLPreformatted"/>
+        <w:spacing w:before="20" w:after="20" w:line="360" w:lineRule="atLeast"/>
+        <w:rPr>
+          <w:rFonts w:ascii="Segoe UI" w:hAnsi="Segoe UI" w:cs="Segoe UI"/>
+          <w:color w:val="000000"/>
+          <w:sz w:val="24"/>
+          <w:szCs w:val="24"/>
+        </w:rPr>
+      </w:pPr>
+      <w:r>
+        <w:rPr>
+          <w:rFonts w:ascii="Segoe UI" w:hAnsi="Segoe UI" w:cs="Segoe UI"/>
+          <w:color w:val="000000"/>
+          <w:sz w:val="24"/>
+          <w:szCs w:val="24"/>
+        </w:rPr>
+        <w:t>Equality Testing and Inheritance</w:t>
+      </w:r>
+      <w:r>
+        <w:rPr>
+          <w:rFonts w:ascii="Segoe UI" w:hAnsi="Segoe UI" w:cs="Segoe UI"/>
+          <w:color w:val="000000"/>
+          <w:sz w:val="24"/>
+          <w:szCs w:val="24"/>
+        </w:rPr>
+        <w:t xml:space="preserve">, </w:t>
+      </w:r>
+      <w:proofErr w:type="gramStart"/>
+      <w:r>
+        <w:rPr>
+          <w:rFonts w:ascii="Segoe UI" w:hAnsi="Segoe UI" w:cs="Segoe UI"/>
+          <w:color w:val="000000"/>
+          <w:sz w:val="24"/>
+          <w:szCs w:val="24"/>
+        </w:rPr>
+        <w:t>Here</w:t>
+      </w:r>
+      <w:proofErr w:type="gramEnd"/>
+      <w:r>
+        <w:rPr>
+          <w:rFonts w:ascii="Segoe UI" w:hAnsi="Segoe UI" w:cs="Segoe UI"/>
+          <w:color w:val="000000"/>
+          <w:sz w:val="24"/>
+          <w:szCs w:val="24"/>
+        </w:rPr>
+        <w:t xml:space="preserve"> is a recipe for writing the perfect equals method:</w:t>
+      </w:r>
+    </w:p>
+    <w:p>
+      <w:pPr>
+        <w:spacing w:before="72" w:after="72" w:line="240" w:lineRule="auto"/>
+        <w:ind w:left="360"/>
+        <w:jc w:val="both"/>
+        <w:rPr>
+          <w:rFonts w:ascii="Segoe UI" w:eastAsia="Times New Roman" w:hAnsi="Segoe UI" w:cs="Segoe UI"/>
+          <w:color w:val="000000"/>
+          <w:sz w:val="24"/>
+          <w:szCs w:val="24"/>
+          <w:lang w:eastAsia="en-ID"/>
+        </w:rPr>
+      </w:pPr>
+      <w:r>
+        <w:rPr>
+          <w:rFonts w:ascii="Segoe UI" w:eastAsia="Times New Roman" w:hAnsi="Segoe UI" w:cs="Segoe UI"/>
+          <w:color w:val="000000"/>
+          <w:sz w:val="24"/>
+          <w:szCs w:val="24"/>
+          <w:lang w:eastAsia="en-ID"/>
+        </w:rPr>
+        <w:t xml:space="preserve">1. </w:t>
+      </w:r>
+      <w:r>
+        <w:rPr>
+          <w:rFonts w:ascii="Segoe UI" w:eastAsia="Times New Roman" w:hAnsi="Segoe UI" w:cs="Segoe UI"/>
+          <w:color w:val="000000"/>
+          <w:sz w:val="24"/>
+          <w:szCs w:val="24"/>
+          <w:lang w:eastAsia="en-ID"/>
+        </w:rPr>
+        <w:t>Name the explicit parameter </w:t>
+      </w:r>
+      <w:proofErr w:type="spellStart"/>
+      <w:r>
+        <w:rPr>
+          <w:rFonts w:ascii="Segoe UI" w:eastAsia="Times New Roman" w:hAnsi="Segoe UI" w:cs="Segoe UI"/>
+          <w:color w:val="000000"/>
+          <w:sz w:val="24"/>
+          <w:szCs w:val="24"/>
+          <w:lang w:eastAsia="en-ID"/>
+        </w:rPr>
+        <w:t>otherObject</w:t>
+      </w:r>
+      <w:proofErr w:type="spellEnd"/>
+      <w:r>
+        <w:rPr>
+          <w:rFonts w:ascii="Segoe UI" w:eastAsia="Times New Roman" w:hAnsi="Segoe UI" w:cs="Segoe UI"/>
+          <w:color w:val="000000"/>
+          <w:sz w:val="24"/>
+          <w:szCs w:val="24"/>
+          <w:lang w:eastAsia="en-ID"/>
+        </w:rPr>
+        <w:t>—later, you will need to cast it to another variable that you should call other.</w:t>
+      </w:r>
+    </w:p>
+    <w:p>
+      <w:pPr>
+        <w:spacing w:before="72" w:after="72" w:line="240" w:lineRule="auto"/>
+        <w:ind w:left="360"/>
+        <w:jc w:val="both"/>
+        <w:rPr>
+          <w:rFonts w:ascii="Segoe UI" w:eastAsia="Times New Roman" w:hAnsi="Segoe UI" w:cs="Segoe UI"/>
+          <w:color w:val="000000"/>
+          <w:sz w:val="24"/>
+          <w:szCs w:val="24"/>
+          <w:lang w:eastAsia="en-ID"/>
+        </w:rPr>
+      </w:pPr>
+      <w:r>
+        <w:rPr>
+          <w:rFonts w:ascii="Segoe UI" w:eastAsia="Times New Roman" w:hAnsi="Segoe UI" w:cs="Segoe UI"/>
+          <w:color w:val="000000"/>
+          <w:sz w:val="24"/>
+          <w:szCs w:val="24"/>
+          <w:lang w:eastAsia="en-ID"/>
+        </w:rPr>
+        <w:t>2. Test whether this happens to be identical to </w:t>
+      </w:r>
+      <w:proofErr w:type="spellStart"/>
+      <w:r>
+        <w:rPr>
+          <w:rFonts w:ascii="Segoe UI" w:eastAsia="Times New Roman" w:hAnsi="Segoe UI" w:cs="Segoe UI"/>
+          <w:color w:val="000000"/>
+          <w:sz w:val="24"/>
+          <w:szCs w:val="24"/>
+          <w:lang w:eastAsia="en-ID"/>
+        </w:rPr>
+        <w:t>otherObject</w:t>
+      </w:r>
+      <w:proofErr w:type="spellEnd"/>
+      <w:r>
+        <w:rPr>
+          <w:rFonts w:ascii="Segoe UI" w:eastAsia="Times New Roman" w:hAnsi="Segoe UI" w:cs="Segoe UI"/>
+          <w:color w:val="000000"/>
+          <w:sz w:val="24"/>
+          <w:szCs w:val="24"/>
+          <w:lang w:eastAsia="en-ID"/>
+        </w:rPr>
+        <w:t>:</w:t>
+      </w:r>
+    </w:p>
+    <w:p>
+      <w:pPr>
+        <w:tabs>
+          <w:tab w:val="left" w:pos="916"/>
+          <w:tab w:val="left" w:pos="1832"/>
+          <w:tab w:val="left" w:pos="2748"/>
+          <w:tab w:val="left" w:pos="3664"/>
+          <w:tab w:val="left" w:pos="4580"/>
+          <w:tab w:val="left" w:pos="5496"/>
+          <w:tab w:val="left" w:pos="6412"/>
+          <w:tab w:val="left" w:pos="7328"/>
+          <w:tab w:val="left" w:pos="8244"/>
+          <w:tab w:val="left" w:pos="9160"/>
+          <w:tab w:val="left" w:pos="10076"/>
+          <w:tab w:val="left" w:pos="10992"/>
+          <w:tab w:val="left" w:pos="11908"/>
+          <w:tab w:val="left" w:pos="12824"/>
+          <w:tab w:val="left" w:pos="13740"/>
+          <w:tab w:val="left" w:pos="14656"/>
+        </w:tabs>
+        <w:spacing w:before="20" w:after="20" w:line="360" w:lineRule="atLeast"/>
+        <w:ind w:left="400"/>
+        <w:jc w:val="both"/>
+        <w:rPr>
+          <w:rFonts w:ascii="Segoe UI" w:eastAsia="Times New Roman" w:hAnsi="Segoe UI" w:cs="Segoe UI"/>
+          <w:color w:val="000000"/>
+          <w:sz w:val="24"/>
+          <w:szCs w:val="24"/>
+          <w:lang w:eastAsia="en-ID"/>
+        </w:rPr>
+      </w:pPr>
+      <w:r>
+        <w:rPr>
+          <w:rFonts w:ascii="Segoe UI" w:eastAsia="Times New Roman" w:hAnsi="Segoe UI" w:cs="Segoe UI"/>
+          <w:color w:val="000000"/>
+          <w:sz w:val="24"/>
+          <w:szCs w:val="24"/>
+          <w:lang w:eastAsia="en-ID"/>
+        </w:rPr>
+        <w:t xml:space="preserve">if (this == </w:t>
+      </w:r>
+      <w:proofErr w:type="spellStart"/>
+      <w:r>
+        <w:rPr>
+          <w:rFonts w:ascii="Segoe UI" w:eastAsia="Times New Roman" w:hAnsi="Segoe UI" w:cs="Segoe UI"/>
+          <w:color w:val="000000"/>
+          <w:sz w:val="24"/>
+          <w:szCs w:val="24"/>
+          <w:lang w:eastAsia="en-ID"/>
+        </w:rPr>
+        <w:t>otherObject</w:t>
+      </w:r>
+      <w:proofErr w:type="spellEnd"/>
+      <w:r>
+        <w:rPr>
+          <w:rFonts w:ascii="Segoe UI" w:eastAsia="Times New Roman" w:hAnsi="Segoe UI" w:cs="Segoe UI"/>
+          <w:color w:val="000000"/>
+          <w:sz w:val="24"/>
+          <w:szCs w:val="24"/>
+          <w:lang w:eastAsia="en-ID"/>
+        </w:rPr>
+        <w:t>) return true;</w:t>
+      </w:r>
+    </w:p>
+    <w:p>
+      <w:pPr>
+        <w:spacing w:before="72" w:after="72" w:line="240" w:lineRule="auto"/>
+        <w:ind w:left="360"/>
+        <w:jc w:val="both"/>
+        <w:rPr>
+          <w:rFonts w:ascii="Segoe UI" w:eastAsia="Times New Roman" w:hAnsi="Segoe UI" w:cs="Segoe UI"/>
+          <w:color w:val="000000"/>
+          <w:sz w:val="24"/>
+          <w:szCs w:val="24"/>
+          <w:lang w:eastAsia="en-ID"/>
+        </w:rPr>
+      </w:pPr>
+      <w:r>
+        <w:rPr>
+          <w:rFonts w:ascii="Segoe UI" w:eastAsia="Times New Roman" w:hAnsi="Segoe UI" w:cs="Segoe UI"/>
+          <w:color w:val="000000"/>
+          <w:sz w:val="24"/>
+          <w:szCs w:val="24"/>
+          <w:lang w:eastAsia="en-ID"/>
+        </w:rPr>
+        <w:t>This statement is just an optimization. In practice, this is a common case. It is much cheaper to check for identity than to compare the fields.</w:t>
+      </w:r>
+    </w:p>
+    <w:p>
+      <w:pPr>
+        <w:spacing w:before="72" w:after="72" w:line="240" w:lineRule="auto"/>
+        <w:ind w:left="360"/>
+        <w:jc w:val="both"/>
+        <w:rPr>
+          <w:rFonts w:ascii="Segoe UI" w:eastAsia="Times New Roman" w:hAnsi="Segoe UI" w:cs="Segoe UI"/>
+          <w:color w:val="000000"/>
+          <w:sz w:val="24"/>
+          <w:szCs w:val="24"/>
+          <w:lang w:eastAsia="en-ID"/>
+        </w:rPr>
+      </w:pPr>
+      <w:r>
+        <w:rPr>
+          <w:rFonts w:ascii="Segoe UI" w:eastAsia="Times New Roman" w:hAnsi="Segoe UI" w:cs="Segoe UI"/>
+          <w:color w:val="000000"/>
+          <w:sz w:val="24"/>
+          <w:szCs w:val="24"/>
+          <w:lang w:eastAsia="en-ID"/>
+        </w:rPr>
+        <w:t>3. Test whether </w:t>
+      </w:r>
+      <w:proofErr w:type="spellStart"/>
+      <w:r>
+        <w:rPr>
+          <w:rFonts w:ascii="Segoe UI" w:eastAsia="Times New Roman" w:hAnsi="Segoe UI" w:cs="Segoe UI"/>
+          <w:color w:val="000000"/>
+          <w:sz w:val="24"/>
+          <w:szCs w:val="24"/>
+          <w:lang w:eastAsia="en-ID"/>
+        </w:rPr>
+        <w:t>otherObject</w:t>
+      </w:r>
+      <w:proofErr w:type="spellEnd"/>
+      <w:r>
+        <w:rPr>
+          <w:rFonts w:ascii="Segoe UI" w:eastAsia="Times New Roman" w:hAnsi="Segoe UI" w:cs="Segoe UI"/>
+          <w:color w:val="000000"/>
+          <w:sz w:val="24"/>
+          <w:szCs w:val="24"/>
+          <w:lang w:eastAsia="en-ID"/>
+        </w:rPr>
+        <w:t> is null and return false if it is. This test is required.</w:t>
+      </w:r>
+    </w:p>
+    <w:p>
+      <w:pPr>
+        <w:tabs>
+          <w:tab w:val="left" w:pos="916"/>
+          <w:tab w:val="left" w:pos="1832"/>
+          <w:tab w:val="left" w:pos="2748"/>
+          <w:tab w:val="left" w:pos="3664"/>
+          <w:tab w:val="left" w:pos="4580"/>
+          <w:tab w:val="left" w:pos="5496"/>
+          <w:tab w:val="left" w:pos="6412"/>
+          <w:tab w:val="left" w:pos="7328"/>
+          <w:tab w:val="left" w:pos="8244"/>
+          <w:tab w:val="left" w:pos="9160"/>
+          <w:tab w:val="left" w:pos="10076"/>
+          <w:tab w:val="left" w:pos="10992"/>
+          <w:tab w:val="left" w:pos="11908"/>
+          <w:tab w:val="left" w:pos="12824"/>
+          <w:tab w:val="left" w:pos="13740"/>
+          <w:tab w:val="left" w:pos="14656"/>
+        </w:tabs>
+        <w:spacing w:before="20" w:after="20" w:line="360" w:lineRule="atLeast"/>
+        <w:ind w:left="400"/>
+        <w:jc w:val="both"/>
+        <w:rPr>
+          <w:rFonts w:ascii="Segoe UI" w:eastAsia="Times New Roman" w:hAnsi="Segoe UI" w:cs="Segoe UI"/>
+          <w:color w:val="000000"/>
+          <w:sz w:val="24"/>
+          <w:szCs w:val="24"/>
+          <w:lang w:eastAsia="en-ID"/>
+        </w:rPr>
+      </w:pPr>
+      <w:r>
+        <w:rPr>
+          <w:rFonts w:ascii="Segoe UI" w:eastAsia="Times New Roman" w:hAnsi="Segoe UI" w:cs="Segoe UI"/>
+          <w:color w:val="000000"/>
+          <w:sz w:val="24"/>
+          <w:szCs w:val="24"/>
+          <w:lang w:eastAsia="en-ID"/>
+        </w:rPr>
+        <w:t>if (</w:t>
+      </w:r>
+      <w:proofErr w:type="spellStart"/>
+      <w:r>
+        <w:rPr>
+          <w:rFonts w:ascii="Segoe UI" w:eastAsia="Times New Roman" w:hAnsi="Segoe UI" w:cs="Segoe UI"/>
+          <w:color w:val="000000"/>
+          <w:sz w:val="24"/>
+          <w:szCs w:val="24"/>
+          <w:lang w:eastAsia="en-ID"/>
+        </w:rPr>
+        <w:t>otherObject</w:t>
+      </w:r>
+      <w:proofErr w:type="spellEnd"/>
+      <w:r>
+        <w:rPr>
+          <w:rFonts w:ascii="Segoe UI" w:eastAsia="Times New Roman" w:hAnsi="Segoe UI" w:cs="Segoe UI"/>
+          <w:color w:val="000000"/>
+          <w:sz w:val="24"/>
+          <w:szCs w:val="24"/>
+          <w:lang w:eastAsia="en-ID"/>
+        </w:rPr>
+        <w:t xml:space="preserve"> == null) return false;</w:t>
+      </w:r>
+    </w:p>
+    <w:p>
+      <w:pPr>
+        <w:spacing w:before="72" w:after="72" w:line="240" w:lineRule="auto"/>
+        <w:ind w:left="360"/>
+        <w:jc w:val="both"/>
+        <w:rPr>
+          <w:rFonts w:ascii="Segoe UI" w:eastAsia="Times New Roman" w:hAnsi="Segoe UI" w:cs="Segoe UI"/>
+          <w:color w:val="000000"/>
+          <w:sz w:val="24"/>
+          <w:szCs w:val="24"/>
+          <w:lang w:eastAsia="en-ID"/>
+        </w:rPr>
+      </w:pPr>
+      <w:r>
+        <w:rPr>
+          <w:rFonts w:ascii="Segoe UI" w:eastAsia="Times New Roman" w:hAnsi="Segoe UI" w:cs="Segoe UI"/>
+          <w:color w:val="000000"/>
+          <w:sz w:val="24"/>
+          <w:szCs w:val="24"/>
+          <w:lang w:eastAsia="en-ID"/>
+        </w:rPr>
+        <w:t>4. Compare the classes of this and </w:t>
+      </w:r>
+      <w:proofErr w:type="spellStart"/>
+      <w:r>
+        <w:rPr>
+          <w:rFonts w:ascii="Segoe UI" w:eastAsia="Times New Roman" w:hAnsi="Segoe UI" w:cs="Segoe UI"/>
+          <w:color w:val="000000"/>
+          <w:sz w:val="24"/>
+          <w:szCs w:val="24"/>
+          <w:lang w:eastAsia="en-ID"/>
+        </w:rPr>
+        <w:t>otherObject</w:t>
+      </w:r>
+      <w:proofErr w:type="spellEnd"/>
+      <w:r>
+        <w:rPr>
+          <w:rFonts w:ascii="Segoe UI" w:eastAsia="Times New Roman" w:hAnsi="Segoe UI" w:cs="Segoe UI"/>
+          <w:color w:val="000000"/>
+          <w:sz w:val="24"/>
+          <w:szCs w:val="24"/>
+          <w:lang w:eastAsia="en-ID"/>
+        </w:rPr>
+        <w:t>. If the semantics of equals can change in subclasses, use the </w:t>
+      </w:r>
+      <w:proofErr w:type="spellStart"/>
+      <w:r>
+        <w:rPr>
+          <w:rFonts w:ascii="Segoe UI" w:eastAsia="Times New Roman" w:hAnsi="Segoe UI" w:cs="Segoe UI"/>
+          <w:color w:val="000000"/>
+          <w:sz w:val="24"/>
+          <w:szCs w:val="24"/>
+          <w:lang w:eastAsia="en-ID"/>
+        </w:rPr>
+        <w:t>getClass</w:t>
+      </w:r>
+      <w:proofErr w:type="spellEnd"/>
+      <w:r>
+        <w:rPr>
+          <w:rFonts w:ascii="Segoe UI" w:eastAsia="Times New Roman" w:hAnsi="Segoe UI" w:cs="Segoe UI"/>
+          <w:color w:val="000000"/>
+          <w:sz w:val="24"/>
+          <w:szCs w:val="24"/>
+          <w:lang w:eastAsia="en-ID"/>
+        </w:rPr>
+        <w:t> test:</w:t>
+      </w:r>
+    </w:p>
+    <w:p>
+      <w:pPr>
+        <w:tabs>
+          <w:tab w:val="left" w:pos="916"/>
+          <w:tab w:val="left" w:pos="1832"/>
+          <w:tab w:val="left" w:pos="2748"/>
+          <w:tab w:val="left" w:pos="3664"/>
+          <w:tab w:val="left" w:pos="4580"/>
+          <w:tab w:val="left" w:pos="5496"/>
+          <w:tab w:val="left" w:pos="6412"/>
+          <w:tab w:val="left" w:pos="7328"/>
+          <w:tab w:val="left" w:pos="8244"/>
+          <w:tab w:val="left" w:pos="9160"/>
+          <w:tab w:val="left" w:pos="10076"/>
+          <w:tab w:val="left" w:pos="10992"/>
+          <w:tab w:val="left" w:pos="11908"/>
+          <w:tab w:val="left" w:pos="12824"/>
+          <w:tab w:val="left" w:pos="13740"/>
+          <w:tab w:val="left" w:pos="14656"/>
+        </w:tabs>
+        <w:spacing w:before="20" w:after="20" w:line="360" w:lineRule="atLeast"/>
+        <w:ind w:left="400"/>
+        <w:jc w:val="both"/>
+        <w:rPr>
+          <w:rFonts w:ascii="Segoe UI" w:eastAsia="Times New Roman" w:hAnsi="Segoe UI" w:cs="Segoe UI"/>
+          <w:color w:val="000000"/>
+          <w:sz w:val="24"/>
+          <w:szCs w:val="24"/>
+          <w:lang w:eastAsia="en-ID"/>
+        </w:rPr>
+      </w:pPr>
+      <w:r>
+        <w:rPr>
+          <w:rFonts w:ascii="Segoe UI" w:eastAsia="Times New Roman" w:hAnsi="Segoe UI" w:cs="Segoe UI"/>
+          <w:color w:val="000000"/>
+          <w:sz w:val="24"/>
+          <w:szCs w:val="24"/>
+          <w:lang w:eastAsia="en-ID"/>
+        </w:rPr>
+        <w:t>if (</w:t>
+      </w:r>
+      <w:proofErr w:type="spellStart"/>
+      <w:proofErr w:type="gramStart"/>
+      <w:r>
+        <w:rPr>
+          <w:rFonts w:ascii="Segoe UI" w:eastAsia="Times New Roman" w:hAnsi="Segoe UI" w:cs="Segoe UI"/>
+          <w:color w:val="000000"/>
+          <w:sz w:val="24"/>
+          <w:szCs w:val="24"/>
+          <w:lang w:eastAsia="en-ID"/>
+        </w:rPr>
+        <w:t>getClass</w:t>
+      </w:r>
+      <w:proofErr w:type="spellEnd"/>
+      <w:r>
+        <w:rPr>
+          <w:rFonts w:ascii="Segoe UI" w:eastAsia="Times New Roman" w:hAnsi="Segoe UI" w:cs="Segoe UI"/>
+          <w:color w:val="000000"/>
+          <w:sz w:val="24"/>
+          <w:szCs w:val="24"/>
+          <w:lang w:eastAsia="en-ID"/>
+        </w:rPr>
+        <w:t>(</w:t>
+      </w:r>
+      <w:proofErr w:type="gramEnd"/>
+      <w:r>
+        <w:rPr>
+          <w:rFonts w:ascii="Segoe UI" w:eastAsia="Times New Roman" w:hAnsi="Segoe UI" w:cs="Segoe UI"/>
+          <w:color w:val="000000"/>
+          <w:sz w:val="24"/>
+          <w:szCs w:val="24"/>
+          <w:lang w:eastAsia="en-ID"/>
+        </w:rPr>
+        <w:t xml:space="preserve">) != </w:t>
+      </w:r>
+      <w:proofErr w:type="spellStart"/>
+      <w:r>
+        <w:rPr>
+          <w:rFonts w:ascii="Segoe UI" w:eastAsia="Times New Roman" w:hAnsi="Segoe UI" w:cs="Segoe UI"/>
+          <w:color w:val="000000"/>
+          <w:sz w:val="24"/>
+          <w:szCs w:val="24"/>
+          <w:lang w:eastAsia="en-ID"/>
+        </w:rPr>
+        <w:t>otherObject.getClass</w:t>
+      </w:r>
+      <w:proofErr w:type="spellEnd"/>
+      <w:r>
+        <w:rPr>
+          <w:rFonts w:ascii="Segoe UI" w:eastAsia="Times New Roman" w:hAnsi="Segoe UI" w:cs="Segoe UI"/>
+          <w:color w:val="000000"/>
+          <w:sz w:val="24"/>
+          <w:szCs w:val="24"/>
+          <w:lang w:eastAsia="en-ID"/>
+        </w:rPr>
+        <w:t>()) return false;</w:t>
+      </w:r>
+    </w:p>
+    <w:p>
+      <w:pPr>
+        <w:tabs>
+          <w:tab w:val="left" w:pos="916"/>
+          <w:tab w:val="left" w:pos="1832"/>
+          <w:tab w:val="left" w:pos="2748"/>
+          <w:tab w:val="left" w:pos="3664"/>
+          <w:tab w:val="left" w:pos="4580"/>
+          <w:tab w:val="left" w:pos="5496"/>
+          <w:tab w:val="left" w:pos="6412"/>
+          <w:tab w:val="left" w:pos="7328"/>
+          <w:tab w:val="left" w:pos="8244"/>
+          <w:tab w:val="left" w:pos="9160"/>
+          <w:tab w:val="left" w:pos="10076"/>
+          <w:tab w:val="left" w:pos="10992"/>
+          <w:tab w:val="left" w:pos="11908"/>
+          <w:tab w:val="left" w:pos="12824"/>
+          <w:tab w:val="left" w:pos="13740"/>
+          <w:tab w:val="left" w:pos="14656"/>
+        </w:tabs>
+        <w:spacing w:before="20" w:after="20" w:line="360" w:lineRule="atLeast"/>
+        <w:ind w:left="400"/>
+        <w:jc w:val="both"/>
+        <w:rPr>
+          <w:rFonts w:ascii="Segoe UI" w:eastAsia="Times New Roman" w:hAnsi="Segoe UI" w:cs="Segoe UI"/>
+          <w:color w:val="000000"/>
+          <w:sz w:val="24"/>
+          <w:szCs w:val="24"/>
+          <w:lang w:eastAsia="en-ID"/>
+        </w:rPr>
+      </w:pPr>
+      <w:proofErr w:type="spellStart"/>
+      <w:r>
+        <w:rPr>
+          <w:rFonts w:ascii="Segoe UI" w:eastAsia="Times New Roman" w:hAnsi="Segoe UI" w:cs="Segoe UI"/>
+          <w:color w:val="000000"/>
+          <w:sz w:val="24"/>
+          <w:szCs w:val="24"/>
+          <w:lang w:eastAsia="en-ID"/>
+        </w:rPr>
+        <w:t>ClassName</w:t>
+      </w:r>
+      <w:proofErr w:type="spellEnd"/>
+      <w:r>
+        <w:rPr>
+          <w:rFonts w:ascii="Segoe UI" w:eastAsia="Times New Roman" w:hAnsi="Segoe UI" w:cs="Segoe UI"/>
+          <w:color w:val="000000"/>
+          <w:sz w:val="24"/>
+          <w:szCs w:val="24"/>
+          <w:lang w:eastAsia="en-ID"/>
+        </w:rPr>
+        <w:t xml:space="preserve"> other = (</w:t>
+      </w:r>
+      <w:proofErr w:type="spellStart"/>
+      <w:r>
+        <w:rPr>
+          <w:rFonts w:ascii="Segoe UI" w:eastAsia="Times New Roman" w:hAnsi="Segoe UI" w:cs="Segoe UI"/>
+          <w:color w:val="000000"/>
+          <w:sz w:val="24"/>
+          <w:szCs w:val="24"/>
+          <w:lang w:eastAsia="en-ID"/>
+        </w:rPr>
+        <w:t>ClassName</w:t>
+      </w:r>
+      <w:proofErr w:type="spellEnd"/>
+      <w:r>
+        <w:rPr>
+          <w:rFonts w:ascii="Segoe UI" w:eastAsia="Times New Roman" w:hAnsi="Segoe UI" w:cs="Segoe UI"/>
+          <w:color w:val="000000"/>
+          <w:sz w:val="24"/>
+          <w:szCs w:val="24"/>
+          <w:lang w:eastAsia="en-ID"/>
+        </w:rPr>
+        <w:t xml:space="preserve">) </w:t>
+      </w:r>
+      <w:proofErr w:type="spellStart"/>
+      <w:r>
+        <w:rPr>
+          <w:rFonts w:ascii="Segoe UI" w:eastAsia="Times New Roman" w:hAnsi="Segoe UI" w:cs="Segoe UI"/>
+          <w:color w:val="000000"/>
+          <w:sz w:val="24"/>
+          <w:szCs w:val="24"/>
+          <w:lang w:eastAsia="en-ID"/>
+        </w:rPr>
+        <w:t>otherObject</w:t>
+      </w:r>
+      <w:proofErr w:type="spellEnd"/>
+      <w:r>
+        <w:rPr>
+          <w:rFonts w:ascii="Segoe UI" w:eastAsia="Times New Roman" w:hAnsi="Segoe UI" w:cs="Segoe UI"/>
+          <w:color w:val="000000"/>
+          <w:sz w:val="24"/>
+          <w:szCs w:val="24"/>
+          <w:lang w:eastAsia="en-ID"/>
+        </w:rPr>
+        <w:t>;</w:t>
+      </w:r>
+    </w:p>
+    <w:p>
+      <w:pPr>
+        <w:spacing w:before="72" w:after="72" w:line="240" w:lineRule="auto"/>
+        <w:ind w:left="360"/>
+        <w:jc w:val="both"/>
+        <w:rPr>
+          <w:rFonts w:ascii="Segoe UI" w:eastAsia="Times New Roman" w:hAnsi="Segoe UI" w:cs="Segoe UI"/>
+          <w:color w:val="000000"/>
+          <w:sz w:val="24"/>
+          <w:szCs w:val="24"/>
+          <w:lang w:eastAsia="en-ID"/>
+        </w:rPr>
+      </w:pPr>
+      <w:r>
+        <w:rPr>
+          <w:rFonts w:ascii="Segoe UI" w:eastAsia="Times New Roman" w:hAnsi="Segoe UI" w:cs="Segoe UI"/>
+          <w:color w:val="000000"/>
+          <w:sz w:val="24"/>
+          <w:szCs w:val="24"/>
+          <w:lang w:eastAsia="en-ID"/>
+        </w:rPr>
+        <w:t>If the same semantics holds for </w:t>
+      </w:r>
+      <w:r>
+        <w:rPr>
+          <w:rFonts w:ascii="Segoe UI" w:eastAsia="Times New Roman" w:hAnsi="Segoe UI" w:cs="Segoe UI"/>
+          <w:i/>
+          <w:iCs/>
+          <w:color w:val="000000"/>
+          <w:sz w:val="24"/>
+          <w:szCs w:val="24"/>
+          <w:lang w:eastAsia="en-ID"/>
+        </w:rPr>
+        <w:t>all</w:t>
+      </w:r>
+      <w:r>
+        <w:rPr>
+          <w:rFonts w:ascii="Segoe UI" w:eastAsia="Times New Roman" w:hAnsi="Segoe UI" w:cs="Segoe UI"/>
+          <w:color w:val="000000"/>
+          <w:sz w:val="24"/>
+          <w:szCs w:val="24"/>
+          <w:lang w:eastAsia="en-ID"/>
+        </w:rPr>
+        <w:t> subclasses, you can use an </w:t>
+      </w:r>
+      <w:proofErr w:type="spellStart"/>
+      <w:r>
+        <w:rPr>
+          <w:rFonts w:ascii="Segoe UI" w:eastAsia="Times New Roman" w:hAnsi="Segoe UI" w:cs="Segoe UI"/>
+          <w:color w:val="000000"/>
+          <w:sz w:val="24"/>
+          <w:szCs w:val="24"/>
+          <w:lang w:eastAsia="en-ID"/>
+        </w:rPr>
+        <w:t>instanceof</w:t>
+      </w:r>
+      <w:proofErr w:type="spellEnd"/>
+      <w:r>
+        <w:rPr>
+          <w:rFonts w:ascii="Segoe UI" w:eastAsia="Times New Roman" w:hAnsi="Segoe UI" w:cs="Segoe UI"/>
+          <w:color w:val="000000"/>
+          <w:sz w:val="24"/>
+          <w:szCs w:val="24"/>
+          <w:lang w:eastAsia="en-ID"/>
+        </w:rPr>
+        <w:t> test:</w:t>
+      </w:r>
+    </w:p>
+    <w:p>
+      <w:pPr>
+        <w:tabs>
+          <w:tab w:val="left" w:pos="916"/>
+          <w:tab w:val="left" w:pos="1832"/>
+          <w:tab w:val="left" w:pos="2748"/>
+          <w:tab w:val="left" w:pos="3664"/>
+          <w:tab w:val="left" w:pos="4580"/>
+          <w:tab w:val="left" w:pos="5496"/>
+          <w:tab w:val="left" w:pos="6412"/>
+          <w:tab w:val="left" w:pos="7328"/>
+          <w:tab w:val="left" w:pos="8244"/>
+          <w:tab w:val="left" w:pos="9160"/>
+          <w:tab w:val="left" w:pos="10076"/>
+          <w:tab w:val="left" w:pos="10992"/>
+          <w:tab w:val="left" w:pos="11908"/>
+          <w:tab w:val="left" w:pos="12824"/>
+          <w:tab w:val="left" w:pos="13740"/>
+          <w:tab w:val="left" w:pos="14656"/>
+        </w:tabs>
+        <w:spacing w:before="20" w:after="20" w:line="360" w:lineRule="atLeast"/>
+        <w:ind w:left="400"/>
+        <w:jc w:val="both"/>
+        <w:rPr>
+          <w:rFonts w:ascii="Segoe UI" w:eastAsia="Times New Roman" w:hAnsi="Segoe UI" w:cs="Segoe UI"/>
+          <w:color w:val="000000"/>
+          <w:sz w:val="24"/>
+          <w:szCs w:val="24"/>
+          <w:lang w:eastAsia="en-ID"/>
+        </w:rPr>
+      </w:pPr>
+      <w:r>
+        <w:rPr>
+          <w:rFonts w:ascii="Segoe UI" w:eastAsia="Times New Roman" w:hAnsi="Segoe UI" w:cs="Segoe UI"/>
+          <w:color w:val="000000"/>
+          <w:sz w:val="24"/>
+          <w:szCs w:val="24"/>
+          <w:lang w:eastAsia="en-ID"/>
+        </w:rPr>
+        <w:t xml:space="preserve">if </w:t>
+      </w:r>
+      <w:proofErr w:type="gramStart"/>
+      <w:r>
+        <w:rPr>
+          <w:rFonts w:ascii="Segoe UI" w:eastAsia="Times New Roman" w:hAnsi="Segoe UI" w:cs="Segoe UI"/>
+          <w:color w:val="000000"/>
+          <w:sz w:val="24"/>
+          <w:szCs w:val="24"/>
+          <w:lang w:eastAsia="en-ID"/>
+        </w:rPr>
+        <w:t>(!(</w:t>
+      </w:r>
+      <w:proofErr w:type="spellStart"/>
+      <w:proofErr w:type="gramEnd"/>
+      <w:r>
+        <w:rPr>
+          <w:rFonts w:ascii="Segoe UI" w:eastAsia="Times New Roman" w:hAnsi="Segoe UI" w:cs="Segoe UI"/>
+          <w:color w:val="000000"/>
+          <w:sz w:val="24"/>
+          <w:szCs w:val="24"/>
+          <w:lang w:eastAsia="en-ID"/>
+        </w:rPr>
+        <w:t>otherObject</w:t>
+      </w:r>
+      <w:proofErr w:type="spellEnd"/>
+      <w:r>
+        <w:rPr>
+          <w:rFonts w:ascii="Segoe UI" w:eastAsia="Times New Roman" w:hAnsi="Segoe UI" w:cs="Segoe UI"/>
+          <w:color w:val="000000"/>
+          <w:sz w:val="24"/>
+          <w:szCs w:val="24"/>
+          <w:lang w:eastAsia="en-ID"/>
+        </w:rPr>
+        <w:t xml:space="preserve"> </w:t>
+      </w:r>
+      <w:proofErr w:type="spellStart"/>
+      <w:r>
+        <w:rPr>
+          <w:rFonts w:ascii="Segoe UI" w:eastAsia="Times New Roman" w:hAnsi="Segoe UI" w:cs="Segoe UI"/>
+          <w:color w:val="000000"/>
+          <w:sz w:val="24"/>
+          <w:szCs w:val="24"/>
+          <w:lang w:eastAsia="en-ID"/>
+        </w:rPr>
+        <w:t>instanceof</w:t>
+      </w:r>
+      <w:proofErr w:type="spellEnd"/>
+      <w:r>
+        <w:rPr>
+          <w:rFonts w:ascii="Segoe UI" w:eastAsia="Times New Roman" w:hAnsi="Segoe UI" w:cs="Segoe UI"/>
+          <w:color w:val="000000"/>
+          <w:sz w:val="24"/>
+          <w:szCs w:val="24"/>
+          <w:lang w:eastAsia="en-ID"/>
+        </w:rPr>
+        <w:t xml:space="preserve"> </w:t>
+      </w:r>
+      <w:proofErr w:type="spellStart"/>
+      <w:r>
+        <w:rPr>
+          <w:rFonts w:ascii="Segoe UI" w:eastAsia="Times New Roman" w:hAnsi="Segoe UI" w:cs="Segoe UI"/>
+          <w:color w:val="000000"/>
+          <w:sz w:val="24"/>
+          <w:szCs w:val="24"/>
+          <w:lang w:eastAsia="en-ID"/>
+        </w:rPr>
+        <w:t>ClassName</w:t>
+      </w:r>
+      <w:proofErr w:type="spellEnd"/>
+      <w:r>
+        <w:rPr>
+          <w:rFonts w:ascii="Segoe UI" w:eastAsia="Times New Roman" w:hAnsi="Segoe UI" w:cs="Segoe UI"/>
+          <w:color w:val="000000"/>
+          <w:sz w:val="24"/>
+          <w:szCs w:val="24"/>
+          <w:lang w:eastAsia="en-ID"/>
+        </w:rPr>
+        <w:t xml:space="preserve"> other)) return false;</w:t>
+      </w:r>
+    </w:p>
+    <w:p>
+      <w:pPr>
+        <w:spacing w:before="72" w:after="72" w:line="240" w:lineRule="auto"/>
+        <w:ind w:left="360"/>
+        <w:jc w:val="both"/>
+        <w:rPr>
+          <w:rFonts w:ascii="Segoe UI" w:eastAsia="Times New Roman" w:hAnsi="Segoe UI" w:cs="Segoe UI"/>
+          <w:color w:val="000000"/>
+          <w:sz w:val="24"/>
+          <w:szCs w:val="24"/>
+          <w:lang w:eastAsia="en-ID"/>
+        </w:rPr>
+      </w:pPr>
+      <w:r>
+        <w:rPr>
+          <w:rFonts w:ascii="Segoe UI" w:eastAsia="Times New Roman" w:hAnsi="Segoe UI" w:cs="Segoe UI"/>
+          <w:color w:val="000000"/>
+          <w:sz w:val="24"/>
+          <w:szCs w:val="24"/>
+          <w:lang w:eastAsia="en-ID"/>
+        </w:rPr>
+        <w:t>Note that the </w:t>
+      </w:r>
+      <w:proofErr w:type="spellStart"/>
+      <w:r>
+        <w:rPr>
+          <w:rFonts w:ascii="Segoe UI" w:eastAsia="Times New Roman" w:hAnsi="Segoe UI" w:cs="Segoe UI"/>
+          <w:color w:val="000000"/>
+          <w:sz w:val="24"/>
+          <w:szCs w:val="24"/>
+          <w:lang w:eastAsia="en-ID"/>
+        </w:rPr>
+        <w:t>instanceof</w:t>
+      </w:r>
+      <w:proofErr w:type="spellEnd"/>
+      <w:r>
+        <w:rPr>
+          <w:rFonts w:ascii="Segoe UI" w:eastAsia="Times New Roman" w:hAnsi="Segoe UI" w:cs="Segoe UI"/>
+          <w:color w:val="000000"/>
+          <w:sz w:val="24"/>
+          <w:szCs w:val="24"/>
+          <w:lang w:eastAsia="en-ID"/>
+        </w:rPr>
+        <w:t> test sets other to </w:t>
+      </w:r>
+      <w:proofErr w:type="spellStart"/>
+      <w:r>
+        <w:rPr>
+          <w:rFonts w:ascii="Segoe UI" w:eastAsia="Times New Roman" w:hAnsi="Segoe UI" w:cs="Segoe UI"/>
+          <w:color w:val="000000"/>
+          <w:sz w:val="24"/>
+          <w:szCs w:val="24"/>
+          <w:lang w:eastAsia="en-ID"/>
+        </w:rPr>
+        <w:t>otherObject</w:t>
+      </w:r>
+      <w:proofErr w:type="spellEnd"/>
+      <w:r>
+        <w:rPr>
+          <w:rFonts w:ascii="Segoe UI" w:eastAsia="Times New Roman" w:hAnsi="Segoe UI" w:cs="Segoe UI"/>
+          <w:color w:val="000000"/>
+          <w:sz w:val="24"/>
+          <w:szCs w:val="24"/>
+          <w:lang w:eastAsia="en-ID"/>
+        </w:rPr>
+        <w:t> if it succeeds. No cast is necessary.</w:t>
+      </w:r>
+    </w:p>
+    <w:p>
+      <w:pPr>
+        <w:spacing w:before="72" w:after="72" w:line="240" w:lineRule="auto"/>
+        <w:ind w:left="360"/>
+        <w:jc w:val="both"/>
+        <w:rPr>
+          <w:rFonts w:ascii="Segoe UI" w:eastAsia="Times New Roman" w:hAnsi="Segoe UI" w:cs="Segoe UI"/>
+          <w:color w:val="000000"/>
+          <w:sz w:val="24"/>
+          <w:szCs w:val="24"/>
+          <w:lang w:eastAsia="en-ID"/>
+        </w:rPr>
+      </w:pPr>
+      <w:r>
+        <w:rPr>
+          <w:rFonts w:ascii="Segoe UI" w:eastAsia="Times New Roman" w:hAnsi="Segoe UI" w:cs="Segoe UI"/>
+          <w:color w:val="000000"/>
+          <w:sz w:val="24"/>
+          <w:szCs w:val="24"/>
+          <w:lang w:eastAsia="en-ID"/>
+        </w:rPr>
+        <w:t>5. Now compare the fields, as required by your notion of equality. Use == for primitive type fields, </w:t>
+      </w:r>
+      <w:proofErr w:type="spellStart"/>
+      <w:r>
+        <w:rPr>
+          <w:rFonts w:ascii="Segoe UI" w:eastAsia="Times New Roman" w:hAnsi="Segoe UI" w:cs="Segoe UI"/>
+          <w:color w:val="000000"/>
+          <w:sz w:val="24"/>
+          <w:szCs w:val="24"/>
+          <w:lang w:eastAsia="en-ID"/>
+        </w:rPr>
+        <w:t>Objects.equals</w:t>
+      </w:r>
+      <w:proofErr w:type="spellEnd"/>
+      <w:r>
+        <w:rPr>
+          <w:rFonts w:ascii="Segoe UI" w:eastAsia="Times New Roman" w:hAnsi="Segoe UI" w:cs="Segoe UI"/>
+          <w:color w:val="000000"/>
+          <w:sz w:val="24"/>
+          <w:szCs w:val="24"/>
+          <w:lang w:eastAsia="en-ID"/>
+        </w:rPr>
+        <w:t> for object fields. Return true if all fields match, false otherwise.</w:t>
+      </w:r>
+    </w:p>
+    <w:p>
+      <w:pPr>
+        <w:tabs>
+          <w:tab w:val="left" w:pos="916"/>
+          <w:tab w:val="left" w:pos="1832"/>
+          <w:tab w:val="left" w:pos="2748"/>
+          <w:tab w:val="left" w:pos="3664"/>
+          <w:tab w:val="left" w:pos="4580"/>
+          <w:tab w:val="left" w:pos="5496"/>
+          <w:tab w:val="left" w:pos="6412"/>
+          <w:tab w:val="left" w:pos="7328"/>
+          <w:tab w:val="left" w:pos="8244"/>
+          <w:tab w:val="left" w:pos="9160"/>
+          <w:tab w:val="left" w:pos="10076"/>
+          <w:tab w:val="left" w:pos="10992"/>
+          <w:tab w:val="left" w:pos="11908"/>
+          <w:tab w:val="left" w:pos="12824"/>
+          <w:tab w:val="left" w:pos="13740"/>
+          <w:tab w:val="left" w:pos="14656"/>
+        </w:tabs>
+        <w:spacing w:before="20" w:after="20" w:line="360" w:lineRule="atLeast"/>
+        <w:ind w:left="400"/>
+        <w:jc w:val="both"/>
+        <w:rPr>
+          <w:rFonts w:ascii="Segoe UI" w:eastAsia="Times New Roman" w:hAnsi="Segoe UI" w:cs="Segoe UI"/>
+          <w:color w:val="000000"/>
+          <w:sz w:val="24"/>
+          <w:szCs w:val="24"/>
+          <w:lang w:eastAsia="en-ID"/>
+        </w:rPr>
+      </w:pPr>
+      <w:r>
+        <w:rPr>
+          <w:rFonts w:ascii="Segoe UI" w:eastAsia="Times New Roman" w:hAnsi="Segoe UI" w:cs="Segoe UI"/>
+          <w:color w:val="000000"/>
+          <w:sz w:val="24"/>
+          <w:szCs w:val="24"/>
+          <w:lang w:eastAsia="en-ID"/>
+        </w:rPr>
+        <w:lastRenderedPageBreak/>
+        <w:t xml:space="preserve">return field1 == </w:t>
+      </w:r>
+      <w:proofErr w:type="gramStart"/>
+      <w:r>
+        <w:rPr>
+          <w:rFonts w:ascii="Segoe UI" w:eastAsia="Times New Roman" w:hAnsi="Segoe UI" w:cs="Segoe UI"/>
+          <w:color w:val="000000"/>
+          <w:sz w:val="24"/>
+          <w:szCs w:val="24"/>
+          <w:lang w:eastAsia="en-ID"/>
+        </w:rPr>
+        <w:t>other.field</w:t>
+      </w:r>
+      <w:proofErr w:type="gramEnd"/>
+      <w:r>
+        <w:rPr>
+          <w:rFonts w:ascii="Segoe UI" w:eastAsia="Times New Roman" w:hAnsi="Segoe UI" w:cs="Segoe UI"/>
+          <w:color w:val="000000"/>
+          <w:sz w:val="24"/>
+          <w:szCs w:val="24"/>
+          <w:lang w:eastAsia="en-ID"/>
+        </w:rPr>
+        <w:t>1</w:t>
+      </w:r>
+    </w:p>
+    <w:p>
+      <w:pPr>
+        <w:tabs>
+          <w:tab w:val="left" w:pos="916"/>
+          <w:tab w:val="left" w:pos="1832"/>
+          <w:tab w:val="left" w:pos="2748"/>
+          <w:tab w:val="left" w:pos="3664"/>
+          <w:tab w:val="left" w:pos="4580"/>
+          <w:tab w:val="left" w:pos="5496"/>
+          <w:tab w:val="left" w:pos="6412"/>
+          <w:tab w:val="left" w:pos="7328"/>
+          <w:tab w:val="left" w:pos="8244"/>
+          <w:tab w:val="left" w:pos="9160"/>
+          <w:tab w:val="left" w:pos="10076"/>
+          <w:tab w:val="left" w:pos="10992"/>
+          <w:tab w:val="left" w:pos="11908"/>
+          <w:tab w:val="left" w:pos="12824"/>
+          <w:tab w:val="left" w:pos="13740"/>
+          <w:tab w:val="left" w:pos="14656"/>
+        </w:tabs>
+        <w:spacing w:before="20" w:after="20" w:line="360" w:lineRule="atLeast"/>
+        <w:ind w:left="400"/>
+        <w:jc w:val="both"/>
+        <w:rPr>
+          <w:rFonts w:ascii="Segoe UI" w:eastAsia="Times New Roman" w:hAnsi="Segoe UI" w:cs="Segoe UI"/>
+          <w:color w:val="000000"/>
+          <w:sz w:val="24"/>
+          <w:szCs w:val="24"/>
+          <w:lang w:eastAsia="en-ID"/>
+        </w:rPr>
+      </w:pPr>
+      <w:r>
+        <w:rPr>
+          <w:rFonts w:ascii="Segoe UI" w:eastAsia="Times New Roman" w:hAnsi="Segoe UI" w:cs="Segoe UI"/>
+          <w:color w:val="000000"/>
+          <w:sz w:val="24"/>
+          <w:szCs w:val="24"/>
+          <w:lang w:eastAsia="en-ID"/>
+        </w:rPr>
+        <w:t xml:space="preserve">   &amp;&amp; </w:t>
+      </w:r>
+      <w:proofErr w:type="spellStart"/>
+      <w:r>
+        <w:rPr>
+          <w:rFonts w:ascii="Segoe UI" w:eastAsia="Times New Roman" w:hAnsi="Segoe UI" w:cs="Segoe UI"/>
+          <w:color w:val="000000"/>
+          <w:sz w:val="24"/>
+          <w:szCs w:val="24"/>
+          <w:lang w:eastAsia="en-ID"/>
+        </w:rPr>
+        <w:t>Objects.equals</w:t>
+      </w:r>
+      <w:proofErr w:type="spellEnd"/>
+      <w:r>
+        <w:rPr>
+          <w:rFonts w:ascii="Segoe UI" w:eastAsia="Times New Roman" w:hAnsi="Segoe UI" w:cs="Segoe UI"/>
+          <w:color w:val="000000"/>
+          <w:sz w:val="24"/>
+          <w:szCs w:val="24"/>
+          <w:lang w:eastAsia="en-ID"/>
+        </w:rPr>
+        <w:t xml:space="preserve">(field2, </w:t>
+      </w:r>
+      <w:proofErr w:type="gramStart"/>
+      <w:r>
+        <w:rPr>
+          <w:rFonts w:ascii="Segoe UI" w:eastAsia="Times New Roman" w:hAnsi="Segoe UI" w:cs="Segoe UI"/>
+          <w:color w:val="000000"/>
+          <w:sz w:val="24"/>
+          <w:szCs w:val="24"/>
+          <w:lang w:eastAsia="en-ID"/>
+        </w:rPr>
+        <w:t>other.field</w:t>
+      </w:r>
+      <w:proofErr w:type="gramEnd"/>
+      <w:r>
+        <w:rPr>
+          <w:rFonts w:ascii="Segoe UI" w:eastAsia="Times New Roman" w:hAnsi="Segoe UI" w:cs="Segoe UI"/>
+          <w:color w:val="000000"/>
+          <w:sz w:val="24"/>
+          <w:szCs w:val="24"/>
+          <w:lang w:eastAsia="en-ID"/>
+        </w:rPr>
+        <w:t>2)</w:t>
+      </w:r>
+    </w:p>
+    <w:p>
+      <w:pPr>
+        <w:tabs>
+          <w:tab w:val="left" w:pos="916"/>
+          <w:tab w:val="left" w:pos="1832"/>
+          <w:tab w:val="left" w:pos="2748"/>
+          <w:tab w:val="left" w:pos="3664"/>
+          <w:tab w:val="left" w:pos="4580"/>
+          <w:tab w:val="left" w:pos="5496"/>
+          <w:tab w:val="left" w:pos="6412"/>
+          <w:tab w:val="left" w:pos="7328"/>
+          <w:tab w:val="left" w:pos="8244"/>
+          <w:tab w:val="left" w:pos="9160"/>
+          <w:tab w:val="left" w:pos="10076"/>
+          <w:tab w:val="left" w:pos="10992"/>
+          <w:tab w:val="left" w:pos="11908"/>
+          <w:tab w:val="left" w:pos="12824"/>
+          <w:tab w:val="left" w:pos="13740"/>
+          <w:tab w:val="left" w:pos="14656"/>
+        </w:tabs>
+        <w:spacing w:before="20" w:after="20" w:line="360" w:lineRule="atLeast"/>
+        <w:ind w:left="400"/>
+        <w:jc w:val="both"/>
+        <w:rPr>
+          <w:rFonts w:ascii="Segoe UI" w:eastAsia="Times New Roman" w:hAnsi="Segoe UI" w:cs="Segoe UI"/>
+          <w:color w:val="000000"/>
+          <w:sz w:val="24"/>
+          <w:szCs w:val="24"/>
+          <w:lang w:eastAsia="en-ID"/>
+        </w:rPr>
+      </w:pPr>
+      <w:r>
+        <w:rPr>
+          <w:rFonts w:ascii="Segoe UI" w:eastAsia="Times New Roman" w:hAnsi="Segoe UI" w:cs="Segoe UI"/>
+          <w:color w:val="000000"/>
+          <w:sz w:val="24"/>
+          <w:szCs w:val="24"/>
+          <w:lang w:eastAsia="en-ID"/>
+        </w:rPr>
+        <w:t>   &amp;&amp; . . .;</w:t>
+      </w:r>
+    </w:p>
+    <w:p>
+      <w:pPr>
+        <w:spacing w:before="72" w:after="72" w:line="240" w:lineRule="auto"/>
+        <w:ind w:left="360"/>
+        <w:jc w:val="both"/>
+        <w:rPr>
+          <w:rFonts w:ascii="Segoe UI" w:eastAsia="Times New Roman" w:hAnsi="Segoe UI" w:cs="Segoe UI"/>
+          <w:color w:val="000000"/>
+          <w:sz w:val="24"/>
+          <w:szCs w:val="24"/>
+          <w:lang w:eastAsia="en-ID"/>
+        </w:rPr>
+      </w:pPr>
+      <w:r>
+        <w:rPr>
+          <w:rFonts w:ascii="Segoe UI" w:eastAsia="Times New Roman" w:hAnsi="Segoe UI" w:cs="Segoe UI"/>
+          <w:color w:val="000000"/>
+          <w:sz w:val="24"/>
+          <w:szCs w:val="24"/>
+          <w:lang w:eastAsia="en-ID"/>
+        </w:rPr>
+        <w:t>If you redefine equals in a subclass, include a call to </w:t>
+      </w:r>
+      <w:proofErr w:type="spellStart"/>
+      <w:proofErr w:type="gramStart"/>
+      <w:r>
+        <w:rPr>
+          <w:rFonts w:ascii="Segoe UI" w:eastAsia="Times New Roman" w:hAnsi="Segoe UI" w:cs="Segoe UI"/>
+          <w:color w:val="000000"/>
+          <w:sz w:val="24"/>
+          <w:szCs w:val="24"/>
+          <w:lang w:eastAsia="en-ID"/>
+        </w:rPr>
+        <w:t>super.equals</w:t>
+      </w:r>
+      <w:proofErr w:type="spellEnd"/>
+      <w:proofErr w:type="gramEnd"/>
+      <w:r>
+        <w:rPr>
+          <w:rFonts w:ascii="Segoe UI" w:eastAsia="Times New Roman" w:hAnsi="Segoe UI" w:cs="Segoe UI"/>
+          <w:color w:val="000000"/>
+          <w:sz w:val="24"/>
+          <w:szCs w:val="24"/>
+          <w:lang w:eastAsia="en-ID"/>
+        </w:rPr>
+        <w:t>(other).</w:t>
+      </w:r>
+    </w:p>
+    <w:p>
+      <w:pPr>
+        <w:pStyle w:val="HTMLPreformatted"/>
+        <w:tabs>
+          <w:tab w:val="clear" w:pos="3664"/>
+          <w:tab w:val="clear" w:pos="4580"/>
+          <w:tab w:val="clear" w:pos="5496"/>
+          <w:tab w:val="clear" w:pos="6412"/>
+          <w:tab w:val="clear" w:pos="7328"/>
+          <w:tab w:val="clear" w:pos="8244"/>
+          <w:tab w:val="clear" w:pos="9160"/>
+          <w:tab w:val="clear" w:pos="10076"/>
+          <w:tab w:val="clear" w:pos="10992"/>
+          <w:tab w:val="clear" w:pos="11908"/>
+          <w:tab w:val="clear" w:pos="12824"/>
+          <w:tab w:val="clear" w:pos="13740"/>
+          <w:tab w:val="clear" w:pos="14656"/>
+        </w:tabs>
+        <w:spacing w:before="20" w:after="20" w:line="360" w:lineRule="atLeast"/>
+        <w:rPr>
+          <w:rFonts w:ascii="Segoe UI" w:hAnsi="Segoe UI" w:cs="Segoe UI"/>
+          <w:color w:val="000000"/>
+          <w:sz w:val="24"/>
+          <w:szCs w:val="24"/>
+        </w:rPr>
+      </w:pPr>
+      <w:r>
+        <w:rPr>
+          <w:rFonts w:ascii="Segoe UI" w:hAnsi="Segoe UI" w:cs="Segoe UI"/>
+          <w:color w:val="000000"/>
+          <w:sz w:val="24"/>
+          <w:szCs w:val="24"/>
+        </w:rPr>
+        <w:t xml:space="preserve">The </w:t>
+      </w:r>
+      <w:proofErr w:type="spellStart"/>
+      <w:r>
+        <w:rPr>
+          <w:rFonts w:ascii="Segoe UI" w:hAnsi="Segoe UI" w:cs="Segoe UI"/>
+          <w:color w:val="000000"/>
+          <w:sz w:val="24"/>
+          <w:szCs w:val="24"/>
+        </w:rPr>
+        <w:t>hashCode</w:t>
+      </w:r>
+      <w:proofErr w:type="spellEnd"/>
+      <w:r>
+        <w:rPr>
+          <w:rFonts w:ascii="Segoe UI" w:hAnsi="Segoe UI" w:cs="Segoe UI"/>
+          <w:color w:val="000000"/>
+          <w:sz w:val="24"/>
+          <w:szCs w:val="24"/>
+        </w:rPr>
+        <w:t xml:space="preserve"> Method</w:t>
+      </w:r>
+    </w:p>
+    <w:p>
+      <w:pPr>
+        <w:pStyle w:val="HTMLPreformatted"/>
+        <w:numPr>
+          <w:ilvl w:val="0"/>
+          <w:numId w:val="1"/>
+        </w:numPr>
+        <w:tabs>
+          <w:tab w:val="clear" w:pos="3664"/>
+          <w:tab w:val="clear" w:pos="4580"/>
+          <w:tab w:val="clear" w:pos="5496"/>
+          <w:tab w:val="clear" w:pos="6412"/>
+          <w:tab w:val="clear" w:pos="7328"/>
+          <w:tab w:val="clear" w:pos="8244"/>
+          <w:tab w:val="clear" w:pos="9160"/>
+          <w:tab w:val="clear" w:pos="10076"/>
+          <w:tab w:val="clear" w:pos="10992"/>
+          <w:tab w:val="clear" w:pos="11908"/>
+          <w:tab w:val="clear" w:pos="12824"/>
+          <w:tab w:val="clear" w:pos="13740"/>
+          <w:tab w:val="clear" w:pos="14656"/>
+        </w:tabs>
+        <w:spacing w:before="20" w:after="20" w:line="360" w:lineRule="atLeast"/>
+        <w:rPr>
+          <w:rFonts w:ascii="Segoe UI" w:hAnsi="Segoe UI" w:cs="Segoe UI"/>
+          <w:color w:val="000000"/>
+          <w:sz w:val="24"/>
+          <w:szCs w:val="24"/>
+        </w:rPr>
+      </w:pPr>
+      <w:r>
+        <w:rPr>
+          <w:rFonts w:ascii="Segoe UI" w:hAnsi="Segoe UI" w:cs="Segoe UI"/>
+          <w:color w:val="000000"/>
+          <w:sz w:val="24"/>
+          <w:szCs w:val="24"/>
+        </w:rPr>
+        <w:t>A hash code is an integer that is derived from an object. Hash codes should be scrambled—if </w:t>
+      </w:r>
+      <w:r>
+        <w:rPr>
+          <w:rStyle w:val="HTMLCode"/>
+          <w:rFonts w:ascii="Segoe UI" w:hAnsi="Segoe UI" w:cs="Segoe UI"/>
+          <w:color w:val="000000"/>
+          <w:sz w:val="24"/>
+          <w:szCs w:val="24"/>
+        </w:rPr>
+        <w:t>x</w:t>
+      </w:r>
+      <w:r>
+        <w:rPr>
+          <w:rFonts w:ascii="Segoe UI" w:hAnsi="Segoe UI" w:cs="Segoe UI"/>
+          <w:color w:val="000000"/>
+          <w:sz w:val="24"/>
+          <w:szCs w:val="24"/>
+        </w:rPr>
+        <w:t> and </w:t>
+      </w:r>
+      <w:r>
+        <w:rPr>
+          <w:rStyle w:val="HTMLCode"/>
+          <w:rFonts w:ascii="Segoe UI" w:hAnsi="Segoe UI" w:cs="Segoe UI"/>
+          <w:color w:val="000000"/>
+          <w:sz w:val="24"/>
+          <w:szCs w:val="24"/>
+        </w:rPr>
+        <w:t>y</w:t>
+      </w:r>
+      <w:r>
+        <w:rPr>
+          <w:rFonts w:ascii="Segoe UI" w:hAnsi="Segoe UI" w:cs="Segoe UI"/>
+          <w:color w:val="000000"/>
+          <w:sz w:val="24"/>
+          <w:szCs w:val="24"/>
+        </w:rPr>
+        <w:t> are two distinct objects, there should be a high probability that </w:t>
+      </w:r>
+      <w:proofErr w:type="spellStart"/>
+      <w:proofErr w:type="gramStart"/>
+      <w:r>
+        <w:rPr>
+          <w:rStyle w:val="HTMLCode"/>
+          <w:rFonts w:ascii="Segoe UI" w:hAnsi="Segoe UI" w:cs="Segoe UI"/>
+          <w:color w:val="000000"/>
+          <w:sz w:val="24"/>
+          <w:szCs w:val="24"/>
+        </w:rPr>
+        <w:t>x.hashCode</w:t>
+      </w:r>
+      <w:proofErr w:type="spellEnd"/>
+      <w:proofErr w:type="gramEnd"/>
+      <w:r>
+        <w:rPr>
+          <w:rStyle w:val="HTMLCode"/>
+          <w:rFonts w:ascii="Segoe UI" w:hAnsi="Segoe UI" w:cs="Segoe UI"/>
+          <w:color w:val="000000"/>
+          <w:sz w:val="24"/>
+          <w:szCs w:val="24"/>
+        </w:rPr>
+        <w:t>()</w:t>
+      </w:r>
+      <w:r>
+        <w:rPr>
+          <w:rFonts w:ascii="Segoe UI" w:hAnsi="Segoe UI" w:cs="Segoe UI"/>
+          <w:color w:val="000000"/>
+          <w:sz w:val="24"/>
+          <w:szCs w:val="24"/>
+        </w:rPr>
+        <w:t> and </w:t>
+      </w:r>
+      <w:proofErr w:type="spellStart"/>
+      <w:r>
+        <w:rPr>
+          <w:rStyle w:val="HTMLCode"/>
+          <w:rFonts w:ascii="Segoe UI" w:hAnsi="Segoe UI" w:cs="Segoe UI"/>
+          <w:color w:val="000000"/>
+          <w:sz w:val="24"/>
+          <w:szCs w:val="24"/>
+        </w:rPr>
+        <w:t>y.hashCode</w:t>
+      </w:r>
+      <w:proofErr w:type="spellEnd"/>
+      <w:r>
+        <w:rPr>
+          <w:rStyle w:val="HTMLCode"/>
+          <w:rFonts w:ascii="Segoe UI" w:hAnsi="Segoe UI" w:cs="Segoe UI"/>
+          <w:color w:val="000000"/>
+          <w:sz w:val="24"/>
+          <w:szCs w:val="24"/>
+        </w:rPr>
+        <w:t>()</w:t>
+      </w:r>
+      <w:r>
+        <w:rPr>
+          <w:rFonts w:ascii="Segoe UI" w:hAnsi="Segoe UI" w:cs="Segoe UI"/>
+          <w:color w:val="000000"/>
+          <w:sz w:val="24"/>
+          <w:szCs w:val="24"/>
+        </w:rPr>
+        <w:t> are different.</w:t>
+      </w:r>
+    </w:p>
+    <w:p>
+      <w:pPr>
+        <w:pStyle w:val="HTMLPreformatted"/>
+        <w:numPr>
+          <w:ilvl w:val="0"/>
+          <w:numId w:val="1"/>
+        </w:numPr>
+        <w:tabs>
+          <w:tab w:val="clear" w:pos="3664"/>
+          <w:tab w:val="clear" w:pos="4580"/>
+          <w:tab w:val="clear" w:pos="5496"/>
+          <w:tab w:val="clear" w:pos="6412"/>
+          <w:tab w:val="clear" w:pos="7328"/>
+          <w:tab w:val="clear" w:pos="8244"/>
+          <w:tab w:val="clear" w:pos="9160"/>
+          <w:tab w:val="clear" w:pos="10076"/>
+          <w:tab w:val="clear" w:pos="10992"/>
+          <w:tab w:val="clear" w:pos="11908"/>
+          <w:tab w:val="clear" w:pos="12824"/>
+          <w:tab w:val="clear" w:pos="13740"/>
+          <w:tab w:val="clear" w:pos="14656"/>
+        </w:tabs>
+        <w:spacing w:before="20" w:after="20" w:line="360" w:lineRule="atLeast"/>
+        <w:rPr>
+          <w:rFonts w:ascii="Segoe UI" w:hAnsi="Segoe UI" w:cs="Segoe UI"/>
+          <w:color w:val="000000"/>
+          <w:sz w:val="24"/>
+          <w:szCs w:val="24"/>
+        </w:rPr>
+      </w:pPr>
+      <w:proofErr w:type="spellStart"/>
+      <w:r>
+        <w:rPr>
+          <w:rFonts w:ascii="Segoe UI" w:hAnsi="Segoe UI" w:cs="Segoe UI"/>
+          <w:color w:val="000000"/>
+          <w:sz w:val="24"/>
+          <w:szCs w:val="24"/>
+        </w:rPr>
+        <w:t>hashCode</w:t>
+      </w:r>
+      <w:proofErr w:type="spellEnd"/>
+      <w:r>
+        <w:rPr>
+          <w:rFonts w:ascii="Segoe UI" w:hAnsi="Segoe UI" w:cs="Segoe UI"/>
+          <w:color w:val="000000"/>
+          <w:sz w:val="24"/>
+          <w:szCs w:val="24"/>
+        </w:rPr>
+        <w:t xml:space="preserve"> in Java helps the program to run faster. For example, comparing two objects by their </w:t>
+      </w:r>
+      <w:proofErr w:type="spellStart"/>
+      <w:r>
+        <w:rPr>
+          <w:rFonts w:ascii="Segoe UI" w:hAnsi="Segoe UI" w:cs="Segoe UI"/>
+          <w:color w:val="000000"/>
+          <w:sz w:val="24"/>
+          <w:szCs w:val="24"/>
+        </w:rPr>
+        <w:t>hashcodes</w:t>
+      </w:r>
+      <w:proofErr w:type="spellEnd"/>
+      <w:r>
+        <w:rPr>
+          <w:rFonts w:ascii="Segoe UI" w:hAnsi="Segoe UI" w:cs="Segoe UI"/>
+          <w:color w:val="000000"/>
+          <w:sz w:val="24"/>
+          <w:szCs w:val="24"/>
+        </w:rPr>
+        <w:t xml:space="preserve"> will give the result 20 times faster than comparing them using the </w:t>
+      </w:r>
+      <w:proofErr w:type="gramStart"/>
+      <w:r>
+        <w:rPr>
+          <w:rFonts w:ascii="Segoe UI" w:hAnsi="Segoe UI" w:cs="Segoe UI"/>
+          <w:color w:val="000000"/>
+          <w:sz w:val="24"/>
+          <w:szCs w:val="24"/>
+        </w:rPr>
+        <w:t>equals(</w:t>
+      </w:r>
+      <w:proofErr w:type="gramEnd"/>
+      <w:r>
+        <w:rPr>
+          <w:rFonts w:ascii="Segoe UI" w:hAnsi="Segoe UI" w:cs="Segoe UI"/>
+          <w:color w:val="000000"/>
+          <w:sz w:val="24"/>
+          <w:szCs w:val="24"/>
+        </w:rPr>
+        <w:t>) function. </w:t>
+      </w:r>
+    </w:p>
+    <w:p>
+      <w:pPr>
+        <w:pStyle w:val="HTMLPreformatted"/>
+        <w:spacing w:before="20" w:after="20" w:line="360" w:lineRule="atLeast"/>
+        <w:rPr>
+          <w:rFonts w:ascii="Segoe UI" w:hAnsi="Segoe UI" w:cs="Segoe UI"/>
+          <w:color w:val="000000"/>
+          <w:sz w:val="24"/>
+          <w:szCs w:val="24"/>
+        </w:rPr>
+      </w:pPr>
+      <w:r>
+        <w:rPr>
+          <w:rFonts w:ascii="Segoe UI" w:hAnsi="Segoe UI" w:cs="Segoe UI"/>
+          <w:color w:val="000000"/>
+          <w:sz w:val="24"/>
+          <w:szCs w:val="24"/>
+        </w:rPr>
+        <w:t xml:space="preserve">The </w:t>
+      </w:r>
+      <w:proofErr w:type="spellStart"/>
+      <w:r>
+        <w:rPr>
+          <w:rFonts w:ascii="Segoe UI" w:hAnsi="Segoe UI" w:cs="Segoe UI"/>
+          <w:color w:val="000000"/>
+          <w:sz w:val="24"/>
+          <w:szCs w:val="24"/>
+        </w:rPr>
+        <w:t>toString</w:t>
+      </w:r>
+      <w:proofErr w:type="spellEnd"/>
+      <w:r>
+        <w:rPr>
+          <w:rFonts w:ascii="Segoe UI" w:hAnsi="Segoe UI" w:cs="Segoe UI"/>
+          <w:color w:val="000000"/>
+          <w:sz w:val="24"/>
+          <w:szCs w:val="24"/>
+        </w:rPr>
+        <w:t xml:space="preserve"> Method</w:t>
+      </w:r>
+    </w:p>
+    <w:p>
+      <w:pPr>
+        <w:pStyle w:val="HTMLPreformatted"/>
+        <w:numPr>
+          <w:ilvl w:val="0"/>
+          <w:numId w:val="1"/>
+        </w:numPr>
+        <w:spacing w:before="20" w:after="20" w:line="360" w:lineRule="atLeast"/>
+        <w:rPr>
+          <w:rFonts w:ascii="Segoe UI" w:hAnsi="Segoe UI" w:cs="Segoe UI"/>
+          <w:color w:val="000000"/>
+          <w:sz w:val="24"/>
+          <w:szCs w:val="24"/>
+        </w:rPr>
+      </w:pPr>
+      <w:r>
+        <w:rPr>
+          <w:rFonts w:ascii="Segoe UI" w:hAnsi="Segoe UI" w:cs="Segoe UI"/>
+          <w:color w:val="000000"/>
+          <w:sz w:val="24"/>
+          <w:szCs w:val="24"/>
+        </w:rPr>
         <w:t>returns a string representing the value of this object.</w:t>
       </w:r>
     </w:p>
@@ -4040,38 +5971,13 @@
           <w:szCs w:val="24"/>
         </w:rPr>
       </w:pPr>
-    </w:p>
-    <w:p>
-      <w:pPr>
-        <w:pStyle w:val="HTMLPreformatted"/>
-        <w:spacing w:before="20" w:after="20" w:line="360" w:lineRule="atLeast"/>
-        <w:rPr>
-          <w:rFonts w:ascii="Segoe UI" w:hAnsi="Segoe UI" w:cs="Segoe UI"/>
-          <w:color w:val="000000"/>
-          <w:sz w:val="24"/>
-          <w:szCs w:val="24"/>
-        </w:rPr>
-      </w:pPr>
-    </w:p>
-    <w:p>
-      <w:pPr>
-        <w:pStyle w:val="HTMLPreformatted"/>
-        <w:spacing w:before="20" w:after="20" w:line="360" w:lineRule="atLeast"/>
-        <w:rPr>
-          <w:rFonts w:ascii="Segoe UI" w:hAnsi="Segoe UI" w:cs="Segoe UI"/>
-          <w:color w:val="000000"/>
-          <w:sz w:val="24"/>
-          <w:szCs w:val="24"/>
-        </w:rPr>
-      </w:pPr>
-      <w:r>
-        <w:rPr>
-          <w:rFonts w:ascii="Segoe UI" w:hAnsi="Segoe UI" w:cs="Segoe UI"/>
-          <w:color w:val="000000"/>
-          <w:sz w:val="24"/>
-          <w:szCs w:val="24"/>
-        </w:rPr>
-        <w:lastRenderedPageBreak/>
+      <w:r>
+        <w:rPr>
+          <w:rFonts w:ascii="Segoe UI" w:hAnsi="Segoe UI" w:cs="Segoe UI"/>
+          <w:color w:val="000000"/>
+          <w:sz w:val="24"/>
+          <w:szCs w:val="24"/>
+        </w:rPr>
         <w:t>Generic array lists</w:t>
       </w:r>
     </w:p>
@@ -4720,6 +6626,7 @@
           <w:sz w:val="24"/>
           <w:szCs w:val="24"/>
         </w:rPr>
+        <w:lastRenderedPageBreak/>
         <w:t>Enumeration classes</w:t>
       </w:r>
     </w:p>
@@ -4964,7 +6871,6 @@
     <w:p>
       <w:pPr>
         <w:spacing w:before="72" w:after="72" w:line="240" w:lineRule="auto"/>
-        <w:ind w:left="360"/>
         <w:jc w:val="both"/>
         <w:rPr>
           <w:rFonts w:ascii="Segoe UI" w:eastAsia="Times New Roman" w:hAnsi="Segoe UI" w:cs="Segoe UI"/>
@@ -4974,28 +6880,14 @@
           <w:lang w:eastAsia="en-ID"/>
         </w:rPr>
       </w:pPr>
-    </w:p>
-    <w:p>
-      <w:pPr>
-        <w:spacing w:before="72" w:after="72" w:line="240" w:lineRule="auto"/>
-        <w:jc w:val="both"/>
-        <w:rPr>
-          <w:rFonts w:ascii="Segoe UI" w:eastAsia="Times New Roman" w:hAnsi="Segoe UI" w:cs="Segoe UI"/>
-          <w:color w:val="000000"/>
-          <w:sz w:val="26"/>
-          <w:szCs w:val="26"/>
-          <w:lang w:eastAsia="en-ID"/>
-        </w:rPr>
-      </w:pPr>
-      <w:r>
-        <w:rPr>
-          <w:rFonts w:ascii="Segoe UI" w:eastAsia="Times New Roman" w:hAnsi="Segoe UI" w:cs="Segoe UI"/>
-          <w:color w:val="000000"/>
-          <w:sz w:val="26"/>
-          <w:szCs w:val="26"/>
-          <w:lang w:eastAsia="en-ID"/>
-        </w:rPr>
-        <w:lastRenderedPageBreak/>
+      <w:r>
+        <w:rPr>
+          <w:rFonts w:ascii="Segoe UI" w:eastAsia="Times New Roman" w:hAnsi="Segoe UI" w:cs="Segoe UI"/>
+          <w:color w:val="000000"/>
+          <w:sz w:val="26"/>
+          <w:szCs w:val="26"/>
+          <w:lang w:eastAsia="en-ID"/>
+        </w:rPr>
         <w:t>2. </w:t>
       </w:r>
       <w:r>
@@ -5567,6 +7459,7 @@
           <w:szCs w:val="26"/>
           <w:lang w:eastAsia="en-ID"/>
         </w:rPr>
+        <w:lastRenderedPageBreak/>
         <w:t>This is </w:t>
       </w:r>
       <w:r>
@@ -5817,7 +7710,6 @@
           <w:szCs w:val="26"/>
           <w:lang w:eastAsia="en-ID"/>
         </w:rPr>
-        <w:lastRenderedPageBreak/>
         <w:t xml:space="preserve">class Holiday extends </w:t>
       </w:r>
       <w:proofErr w:type="spellStart"/>
@@ -6607,6 +8499,7 @@
           <w:szCs w:val="26"/>
           <w:lang w:eastAsia="en-ID"/>
         </w:rPr>
+        <w:lastRenderedPageBreak/>
         <w:t>x.add</w:t>
       </w:r>
       <w:proofErr w:type="spellEnd"/>
@@ -7049,7 +8942,6 @@
           <w:szCs w:val="26"/>
           <w:lang w:eastAsia="en-ID"/>
         </w:rPr>
-        <w:lastRenderedPageBreak/>
         <w:t>6. </w:t>
       </w:r>
       <w:r>
@@ -7694,7 +9586,7 @@
 </file>
 
 <file path=word/numbering.xml><?xml version="1.0" encoding="utf-8"?>
-<w:numbering xmlns:wpc="http://schemas.microsoft.com/office/word/2010/wordprocessingCanvas" xmlns:cx="http://schemas.microsoft.com/office/drawing/2014/chartex" xmlns:cx1="http://schemas.microsoft.com/office/drawing/2015/9/8/chartex" xmlns:cx2="http://schemas.microsoft.com/office/drawing/2015/10/21/chartex" xmlns:cx3="http://schemas.microsoft.com/office/drawing/2016/5/9/chartex" xmlns:cx4="http://schemas.microsoft.com/office/drawing/2016/5/10/chartex" xmlns:cx5="http://schemas.microsoft.com/office/drawing/2016/5/11/chartex" xmlns:cx6="http://schemas.microsoft.com/office/drawing/2016/5/12/chartex" xmlns:cx7="http://schemas.microsoft.com/office/drawing/2016/5/13/chartex" xmlns:cx8="http://schemas.microsoft.com/office/drawing/2016/5/14/chartex" xmlns:mc="http://schemas.openxmlformats.org/markup-compatibility/2006" xmlns:aink="http://schemas.microsoft.com/office/drawing/2016/ink" xmlns:am3d="http://schemas.microsoft.com/office/drawing/2017/model3d" xmlns:o="urn:schemas-microsoft-com:office:office" xmlns:r="http://schemas.openxmlformats.org/officeDocument/2006/relationships" xmlns:m="http://schemas.openxmlformats.org/officeDocument/2006/math" xmlns:v="urn:schemas-microsoft-com:vml" xmlns:wp14="http://schemas.microsoft.com/office/word/2010/wordprocessingDrawing" xmlns:wp="http://schemas.openxmlformats.org/drawingml/2006/wordprocessingDrawing" xmlns:w10="urn:schemas-microsoft-com:office:word" xmlns:w="http://schemas.openxmlformats.org/wordprocessingml/2006/main" xmlns:w14="http://schemas.microsoft.com/office/word/2010/wordml" xmlns:w15="http://schemas.microsoft.com/office/word/2012/wordml" xmlns:w16cex="http://schemas.microsoft.com/office/word/2018/wordml/cex" xmlns:w16cid="http://schemas.microsoft.com/office/word/2016/wordml/cid" xmlns:w16="http://schemas.microsoft.com/office/word/2018/wordml" xmlns:w16sdtdh="http://schemas.microsoft.com/office/word/2020/wordml/sdtdatahash" xmlns:w16se="http://schemas.microsoft.com/office/word/2015/wordml/symex" xmlns:wpg="http://schemas.microsoft.com/office/word/2010/wordprocessingGroup" xmlns:wpi="http://schemas.microsoft.com/office/word/2010/wordprocessingInk" xmlns:wne="http://schemas.microsoft.com/office/word/2006/wordml" xmlns:wps="http://schemas.microsoft.com/office/word/2010/wordprocessingShape" mc:Ignorable="w14 w15 w16se w16cid w16 w16cex w16sdtdh wp14">
+<w:numbering xmlns:wpc="http://schemas.microsoft.com/office/word/2010/wordprocessingCanvas" xmlns:cx="http://schemas.microsoft.com/office/drawing/2014/chartex" xmlns:cx1="http://schemas.microsoft.com/office/drawing/2015/9/8/chartex" xmlns:cx2="http://schemas.microsoft.com/office/drawing/2015/10/21/chartex" xmlns:cx3="http://schemas.microsoft.com/office/drawing/2016/5/9/chartex" xmlns:cx4="http://schemas.microsoft.com/office/drawing/2016/5/10/chartex" xmlns:cx5="http://schemas.microsoft.com/office/drawing/2016/5/11/chartex" xmlns:cx6="http://schemas.microsoft.com/office/drawing/2016/5/12/chartex" xmlns:cx7="http://schemas.microsoft.com/office/drawing/2016/5/13/chartex" xmlns:cx8="http://schemas.microsoft.com/office/drawing/2016/5/14/chartex" xmlns:mc="http://schemas.openxmlformats.org/markup-compatibility/2006" xmlns:aink="http://schemas.microsoft.com/office/drawing/2016/ink" xmlns:am3d="http://schemas.microsoft.com/office/drawing/2017/model3d" xmlns:o="urn:schemas-microsoft-com:office:office" xmlns:oel="http://schemas.microsoft.com/office/2019/extlst" xmlns:r="http://schemas.openxmlformats.org/officeDocument/2006/relationships" xmlns:m="http://schemas.openxmlformats.org/officeDocument/2006/math" xmlns:v="urn:schemas-microsoft-com:vml" xmlns:wp14="http://schemas.microsoft.com/office/word/2010/wordprocessingDrawing" xmlns:wp="http://schemas.openxmlformats.org/drawingml/2006/wordprocessingDrawing" xmlns:w10="urn:schemas-microsoft-com:office:word" xmlns:w="http://schemas.openxmlformats.org/wordprocessingml/2006/main" xmlns:w14="http://schemas.microsoft.com/office/word/2010/wordml" xmlns:w15="http://schemas.microsoft.com/office/word/2012/wordml" xmlns:w16cex="http://schemas.microsoft.com/office/word/2018/wordml/cex" xmlns:w16cid="http://schemas.microsoft.com/office/word/2016/wordml/cid" xmlns:w16="http://schemas.microsoft.com/office/word/2018/wordml" xmlns:w16sdtdh="http://schemas.microsoft.com/office/word/2020/wordml/sdtdatahash" xmlns:w16se="http://schemas.microsoft.com/office/word/2015/wordml/symex" xmlns:wpg="http://schemas.microsoft.com/office/word/2010/wordprocessingGroup" xmlns:wpi="http://schemas.microsoft.com/office/word/2010/wordprocessingInk" xmlns:wne="http://schemas.microsoft.com/office/word/2006/wordml" xmlns:wps="http://schemas.microsoft.com/office/word/2010/wordprocessingShape" mc:Ignorable="w14 w15 w16se w16cid w16 w16cex w16sdtdh wp14">
   <w:abstractNum w:abstractNumId="0" w15:restartNumberingAfterBreak="0">
     <w:nsid w:val="081C3E10"/>
     <w:multiLevelType w:val="hybridMultilevel"/>
@@ -7807,7 +9699,7 @@
       </w:rPr>
     </w:lvl>
   </w:abstractNum>
-  <w:num w:numId="1">
+  <w:num w:numId="1" w16cid:durableId="1684819323">
     <w:abstractNumId w:val="0"/>
   </w:num>
 </w:numbering>
